--- a/2026年7月19日_三四名决赛_法国vs英格兰_预测.docx
+++ b/2026年7月19日_三四名决赛_法国vs英格兰_预测.docx
@@ -66,7 +66,7 @@
           <w:sz w:val="28"/>
           <w:szCs w:val="28"/>
         </w:rPr>
-        <w:t xml:space="preserve">三四名决赛 — 世界杯历史上最高进球的比赛类型: 场均3.8球/从未0-0/BTTS 75%</w:t>
+        <w:t xml:space="preserve">三四名决赛 [首发确认版] — 凯恩+贝林厄姆双双替补！两队各7人轮换</w:t>
       </w:r>
     </w:p>
     <w:p>
@@ -85,7 +85,7 @@
           <w:sz w:val="22"/>
           <w:szCs w:val="22"/>
         </w:rPr>
-        <w:t xml:space="preserve">3rd Place | 7/19 05:00 北京时间 | Hard Rock Stadium, 迈阿密 | 身价比 1.13:1</w:t>
+        <w:t xml:space="preserve">3rd Place | 7/19 05:00 北京时间 | Hard Rock Stadium, 迈阿密 | 法国 1.74 vs 英格兰 4.30</w:t>
       </w:r>
     </w:p>
     <w:p>
@@ -123,7 +123,7 @@
           <w:sz w:val="18"/>
           <w:szCs w:val="18"/>
         </w:rPr>
-        <w:t xml:space="preserve">数据截止: 7月16日 | 双半决赛复盘已纳入——西班牙2-0法国 + 阿根廷2-1英格兰</w:t>
+        <w:t xml:space="preserve">数据截止: 7月19日 01:30 (赛前3.5小时) | 首发来源: ESPN API + 法国/英格兰官方推特确认</w:t>
       </w:r>
     </w:p>
     <w:p>
@@ -142,7 +142,7 @@
           <w:sz w:val="18"/>
           <w:szCs w:val="18"/>
         </w:rPr>
-        <w:t xml:space="preserve">法国 €1.476B (#1) vs 英格兰 €1.310B (#2) — 1.13:1 | FanDuel + DraftKings + Kalshi</w:t>
+        <w:t xml:space="preserve">法国 €1.476B (#1) vs 英格兰 €1.310B (#2) — 1.13:1 | 盘口已反映首发: 法国-135/英格兰+330</w:t>
       </w:r>
     </w:p>
     <w:p>
@@ -653,7 +653,7 @@
                 <w:sz w:val="16"/>
                 <w:szCs w:val="16"/>
               </w:rPr>
-              <w:t xml:space="preserve">双超级巨星型</w:t>
+              <w:t xml:space="preserve">法国超巨/英格兰体系</w:t>
             </w:r>
           </w:p>
         </w:tc>
@@ -727,7 +727,7 @@
                 <w:sz w:val="16"/>
                 <w:szCs w:val="16"/>
               </w:rPr>
-              <w:t xml:space="preserve">~20%</w:t>
+              <w:t xml:space="preserve">~18%</w:t>
             </w:r>
           </w:p>
         </w:tc>
@@ -764,7 +764,7 @@
                 <w:sz w:val="16"/>
                 <w:szCs w:val="16"/>
               </w:rPr>
-              <w:t xml:space="preserve">法国3-1/英格兰2-1/法国2-0/2-2</w:t>
+              <w:t xml:space="preserve">法国2-0/3-1/1-0/英格兰2-1</w:t>
             </w:r>
           </w:p>
         </w:tc>
@@ -823,7 +823,7 @@
           <w:sz w:val="15"/>
           <w:szCs w:val="15"/>
         </w:rPr>
-        <w:t xml:space="preserve">三四名决赛的历史特殊性——世界杯20场三四名决赛场均3.8球/从未0-0/BTTS率75%。这不是淘汰赛——这是世界杯历史上最开放的比赛类型。法国占优(铜牌65%)但常规时间仅~48%。姆巴佩金靴(8球并列梅西)+德尚最后一战=法国最强的两个动机。英格兰贝林厄姆+凯恩SF双隐身后反弹窗口。首选法国2-1(~20%)——三四名决赛的经典比分模式。</w:t>
+        <w:t xml:space="preserve">🚨 首发确认: 两队均7人轮换。凯恩(6球)+贝林厄姆(6球)=12球在替补席——英格兰首发攻击力仅保留~20%。姆巴佩是场上唯一的金靴竞争者首发。法国常规时间胜从~48%→~67%。但英格兰替补席15球(凯恩+贝林厄姆+戈登)是下半场定时炸弹。核心叙事: 法国上半场建立优势→英格兰下半场双雄追分。首选法国2-1(~18%)。</w:t>
       </w:r>
     </w:p>
     <w:p>
@@ -847,7 +847,7 @@
           <w:sz w:val="30"/>
           <w:szCs w:val="30"/>
         </w:rPr>
-        <w:t xml:space="preserve">双半决赛复盘 → 本场四大修正 (7月16日)</w:t>
+        <w:t xml:space="preserve">🚨 首发确认 → 本场v29核心变更 (7月19日 01:30 — 赛前3.5小时)</w:t>
       </w:r>
     </w:p>
     <w:tbl>
@@ -863,13 +863,14 @@
         </w:tblBorders>
       </w:tblPr>
       <w:tblGrid>
-        <w:gridCol w:w="4800"/>
-        <w:gridCol w:w="9438"/>
+        <w:gridCol w:w="4000"/>
+        <w:gridCol w:w="4000"/>
+        <w:gridCol w:w="6238"/>
       </w:tblGrid>
       <w:tr>
         <w:tc>
           <w:tcPr>
-            <w:tcW w:type="dxa" w:w="4800"/>
+            <w:tcW w:type="dxa" w:w="4000"/>
             <w:tcBorders>
               <w:top w:val="single" w:color="CCCCCC" w:sz="1"/>
               <w:left w:val="single" w:color="CCCCCC" w:sz="1"/>
@@ -900,13 +901,13 @@
                 <w:sz w:val="17"/>
                 <w:szCs w:val="17"/>
               </w:rPr>
-              <w:t xml:space="preserve">半决赛教训</w:t>
-            </w:r>
-          </w:p>
-        </w:tc>
-        <w:tc>
-          <w:tcPr>
-            <w:tcW w:type="dxa" w:w="9438"/>
+              <w:t xml:space="preserve">原v28预测</w:t>
+            </w:r>
+          </w:p>
+        </w:tc>
+        <w:tc>
+          <w:tcPr>
+            <w:tcW w:type="dxa" w:w="4000"/>
             <w:tcBorders>
               <w:top w:val="single" w:color="CCCCCC" w:sz="1"/>
               <w:left w:val="single" w:color="CCCCCC" w:sz="1"/>
@@ -937,7 +938,44 @@
                 <w:sz w:val="17"/>
                 <w:szCs w:val="17"/>
               </w:rPr>
-              <w:t xml:space="preserve">本场应用</w:t>
+              <w:t xml:space="preserve">v29确认首发</w:t>
+            </w:r>
+          </w:p>
+        </w:tc>
+        <w:tc>
+          <w:tcPr>
+            <w:tcW w:type="dxa" w:w="6238"/>
+            <w:tcBorders>
+              <w:top w:val="single" w:color="CCCCCC" w:sz="1"/>
+              <w:left w:val="single" w:color="CCCCCC" w:sz="1"/>
+              <w:bottom w:val="single" w:color="CCCCCC" w:sz="1"/>
+              <w:right w:val="single" w:color="CCCCCC" w:sz="1"/>
+            </w:tcBorders>
+            <w:shd w:fill="1A3A5C" w:val="clear"/>
+            <w:tcMar>
+              <w:top w:type="dxa" w:w="60"/>
+              <w:left w:type="dxa" w:w="100"/>
+              <w:bottom w:type="dxa" w:w="60"/>
+              <w:right w:type="dxa" w:w="100"/>
+            </w:tcMar>
+            <w:vAlign w:val="center"/>
+          </w:tcPr>
+          <w:p>
+            <w:pPr>
+              <w:jc w:val="center"/>
+            </w:pPr>
+            <w:r>
+              <w:rPr>
+                <w:rFonts w:ascii="Microsoft YaHei" w:cs="Microsoft YaHei" w:eastAsia="Microsoft YaHei" w:hAnsi="Microsoft YaHei"/>
+                <w:b/>
+                <w:bCs/>
+                <w:i w:val="false"/>
+                <w:iCs w:val="false"/>
+                <w:color w:val="FFFFFF"/>
+                <w:sz w:val="17"/>
+                <w:szCs w:val="17"/>
+              </w:rPr>
+              <w:t xml:space="preserve">影响</w:t>
             </w:r>
           </w:p>
         </w:tc>
@@ -945,75 +983,112 @@
       <w:tr>
         <w:tc>
           <w:tcPr>
-            <w:tcW w:type="dxa" w:w="4800"/>
-            <w:tcBorders>
-              <w:top w:val="single" w:color="CCCCCC" w:sz="1"/>
-              <w:left w:val="single" w:color="CCCCCC" w:sz="1"/>
-              <w:bottom w:val="single" w:color="CCCCCC" w:sz="1"/>
-              <w:right w:val="single" w:color="CCCCCC" w:sz="1"/>
-            </w:tcBorders>
-            <w:shd w:fill="F2F2F2" w:val="clear"/>
-            <w:tcMar>
-              <w:top w:type="dxa" w:w="60"/>
-              <w:left w:type="dxa" w:w="100"/>
-              <w:bottom w:type="dxa" w:w="60"/>
-              <w:right w:type="dxa" w:w="100"/>
-            </w:tcMar>
-            <w:vAlign w:val="center"/>
-          </w:tcPr>
-          <w:p>
-            <w:pPr>
-              <w:jc w:val="left"/>
-            </w:pPr>
-            <w:r>
-              <w:rPr>
-                <w:rFonts w:ascii="Microsoft YaHei" w:cs="Microsoft YaHei" w:eastAsia="Microsoft YaHei" w:hAnsi="Microsoft YaHei"/>
-                <w:b w:val="false"/>
-                <w:bCs w:val="false"/>
-                <w:i w:val="false"/>
-                <w:iCs w:val="false"/>
-                <w:color w:val="333333"/>
-                <w:sz w:val="16"/>
-                <w:szCs w:val="16"/>
-              </w:rPr>
-              <w:t xml:space="preserve">1. 体系&gt;个人 (西班牙2-0法国: 传控体系隔离姆巴佩→xG 0.31)</w:t>
-            </w:r>
-          </w:p>
-        </w:tc>
-        <w:tc>
-          <w:tcPr>
-            <w:tcW w:type="dxa" w:w="9438"/>
-            <w:tcBorders>
-              <w:top w:val="single" w:color="CCCCCC" w:sz="1"/>
-              <w:left w:val="single" w:color="CCCCCC" w:sz="1"/>
-              <w:bottom w:val="single" w:color="CCCCCC" w:sz="1"/>
-              <w:right w:val="single" w:color="CCCCCC" w:sz="1"/>
-            </w:tcBorders>
-            <w:shd w:fill="F2F2F2" w:val="clear"/>
-            <w:tcMar>
-              <w:top w:type="dxa" w:w="60"/>
-              <w:left w:type="dxa" w:w="100"/>
-              <w:bottom w:type="dxa" w:w="60"/>
-              <w:right w:type="dxa" w:w="100"/>
-            </w:tcMar>
-            <w:vAlign w:val="center"/>
-          </w:tcPr>
-          <w:p>
-            <w:pPr>
-              <w:jc w:val="left"/>
-            </w:pPr>
-            <w:r>
-              <w:rPr>
-                <w:rFonts w:ascii="Microsoft YaHei" w:cs="Microsoft YaHei" w:eastAsia="Microsoft YaHei" w:hAnsi="Microsoft YaHei"/>
-                <w:b w:val="false"/>
-                <w:bCs w:val="false"/>
-                <w:i w:val="false"/>
-                <w:iCs w:val="false"/>
-                <w:color w:val="333333"/>
-                <w:sz w:val="16"/>
-                <w:szCs w:val="16"/>
-              </w:rPr>
-              <w:t xml:space="preserve">但三四名决赛防守强度系统性下降→超级巨星更易兑现。姆巴佩SF 0.31 xG是西班牙体系异常值——英格兰没有这套传控。vs英格兰xGA 1.10→回归常态。且金靴动机(8球并列梅西)——他周六先踢、每多进一球→梅西周日就需多追一球</w:t>
+            <w:tcW w:type="dxa" w:w="4000"/>
+            <w:tcBorders>
+              <w:top w:val="single" w:color="CCCCCC" w:sz="1"/>
+              <w:left w:val="single" w:color="CCCCCC" w:sz="1"/>
+              <w:bottom w:val="single" w:color="CCCCCC" w:sz="1"/>
+              <w:right w:val="single" w:color="CCCCCC" w:sz="1"/>
+            </w:tcBorders>
+            <w:shd w:fill="F2F2F2" w:val="clear"/>
+            <w:tcMar>
+              <w:top w:type="dxa" w:w="60"/>
+              <w:left w:type="dxa" w:w="100"/>
+              <w:bottom w:type="dxa" w:w="60"/>
+              <w:right w:type="dxa" w:w="100"/>
+            </w:tcMar>
+            <w:vAlign w:val="center"/>
+          </w:tcPr>
+          <w:p>
+            <w:pPr>
+              <w:jc w:val="left"/>
+            </w:pPr>
+            <w:r>
+              <w:rPr>
+                <w:rFonts w:ascii="Microsoft YaHei" w:cs="Microsoft YaHei" w:eastAsia="Microsoft YaHei" w:hAnsi="Microsoft YaHei"/>
+                <w:b w:val="false"/>
+                <w:bCs w:val="false"/>
+                <w:i w:val="false"/>
+                <w:iCs w:val="false"/>
+                <w:color w:val="333333"/>
+                <w:sz w:val="16"/>
+                <w:szCs w:val="16"/>
+              </w:rPr>
+              <w:t xml:space="preserve">法国保留核心(德尚最后一战→不轮换)</w:t>
+            </w:r>
+          </w:p>
+        </w:tc>
+        <w:tc>
+          <w:tcPr>
+            <w:tcW w:type="dxa" w:w="4000"/>
+            <w:tcBorders>
+              <w:top w:val="single" w:color="CCCCCC" w:sz="1"/>
+              <w:left w:val="single" w:color="CCCCCC" w:sz="1"/>
+              <w:bottom w:val="single" w:color="CCCCCC" w:sz="1"/>
+              <w:right w:val="single" w:color="CCCCCC" w:sz="1"/>
+            </w:tcBorders>
+            <w:shd w:fill="F2F2F2" w:val="clear"/>
+            <w:tcMar>
+              <w:top w:type="dxa" w:w="60"/>
+              <w:left w:type="dxa" w:w="100"/>
+              <w:bottom w:type="dxa" w:w="60"/>
+              <w:right w:type="dxa" w:w="100"/>
+            </w:tcMar>
+            <w:vAlign w:val="center"/>
+          </w:tcPr>
+          <w:p>
+            <w:pPr>
+              <w:jc w:val="left"/>
+            </w:pPr>
+            <w:r>
+              <w:rPr>
+                <w:rFonts w:ascii="Microsoft YaHei" w:cs="Microsoft YaHei" w:eastAsia="Microsoft YaHei" w:hAnsi="Microsoft YaHei"/>
+                <w:b w:val="false"/>
+                <w:bCs w:val="false"/>
+                <w:i w:val="false"/>
+                <w:iCs w:val="false"/>
+                <w:color w:val="333333"/>
+                <w:sz w:val="16"/>
+                <w:szCs w:val="16"/>
+              </w:rPr>
+              <w:t xml:space="preserve">🚨 法国7人轮换: 仅迈尼昂/拉比奥/奥利塞/姆巴佩4人保留。登贝莱/楚阿梅尼/萨利巴/于帕/孔德/迪涅/巴尔科拉→替补</w:t>
+            </w:r>
+          </w:p>
+        </w:tc>
+        <w:tc>
+          <w:tcPr>
+            <w:tcW w:type="dxa" w:w="6238"/>
+            <w:tcBorders>
+              <w:top w:val="single" w:color="CCCCCC" w:sz="1"/>
+              <w:left w:val="single" w:color="CCCCCC" w:sz="1"/>
+              <w:bottom w:val="single" w:color="CCCCCC" w:sz="1"/>
+              <w:right w:val="single" w:color="CCCCCC" w:sz="1"/>
+            </w:tcBorders>
+            <w:shd w:fill="F2F2F2" w:val="clear"/>
+            <w:tcMar>
+              <w:top w:type="dxa" w:w="60"/>
+              <w:left w:type="dxa" w:w="100"/>
+              <w:bottom w:type="dxa" w:w="60"/>
+              <w:right w:type="dxa" w:w="100"/>
+            </w:tcMar>
+            <w:vAlign w:val="center"/>
+          </w:tcPr>
+          <w:p>
+            <w:pPr>
+              <w:jc w:val="left"/>
+            </w:pPr>
+            <w:r>
+              <w:rPr>
+                <w:rFonts w:ascii="Microsoft YaHei" w:cs="Microsoft YaHei" w:eastAsia="Microsoft YaHei" w:hAnsi="Microsoft YaHei"/>
+                <w:b w:val="false"/>
+                <w:bCs w:val="false"/>
+                <w:i w:val="false"/>
+                <w:iCs w:val="false"/>
+                <w:color w:val="333333"/>
+                <w:sz w:val="16"/>
+                <w:szCs w:val="16"/>
+              </w:rPr>
+              <w:t xml:space="preserve">法国攻击力保留~50%(姆巴佩8球+其他人1球)。但姆巴佩一人=场上的超巨</w:t>
             </w:r>
           </w:p>
         </w:tc>
@@ -1021,73 +1096,109 @@
       <w:tr>
         <w:tc>
           <w:tcPr>
-            <w:tcW w:type="dxa" w:w="4800"/>
-            <w:tcBorders>
-              <w:top w:val="single" w:color="CCCCCC" w:sz="1"/>
-              <w:left w:val="single" w:color="CCCCCC" w:sz="1"/>
-              <w:bottom w:val="single" w:color="CCCCCC" w:sz="1"/>
-              <w:right w:val="single" w:color="CCCCCC" w:sz="1"/>
-            </w:tcBorders>
-            <w:tcMar>
-              <w:top w:type="dxa" w:w="60"/>
-              <w:left w:type="dxa" w:w="100"/>
-              <w:bottom w:type="dxa" w:w="60"/>
-              <w:right w:type="dxa" w:w="100"/>
-            </w:tcMar>
-            <w:vAlign w:val="center"/>
-          </w:tcPr>
-          <w:p>
-            <w:pPr>
-              <w:jc w:val="left"/>
-            </w:pPr>
-            <w:r>
-              <w:rPr>
-                <w:rFonts w:ascii="Microsoft YaHei" w:cs="Microsoft YaHei" w:eastAsia="Microsoft YaHei" w:hAnsi="Microsoft YaHei"/>
-                <w:b w:val="false"/>
-                <w:bCs w:val="false"/>
-                <w:i w:val="false"/>
-                <w:iCs w:val="false"/>
-                <w:color w:val="333333"/>
-                <w:sz w:val="16"/>
-                <w:szCs w:val="16"/>
-              </w:rPr>
-              <w:t xml:space="preserve">2. 知行合一——冷门路径必须影响首选 (写了西班牙取胜→首选仍是法国胜)</w:t>
-            </w:r>
-          </w:p>
-        </w:tc>
-        <w:tc>
-          <w:tcPr>
-            <w:tcW w:type="dxa" w:w="9438"/>
-            <w:tcBorders>
-              <w:top w:val="single" w:color="CCCCCC" w:sz="1"/>
-              <w:left w:val="single" w:color="CCCCCC" w:sz="1"/>
-              <w:bottom w:val="single" w:color="CCCCCC" w:sz="1"/>
-              <w:right w:val="single" w:color="CCCCCC" w:sz="1"/>
-            </w:tcBorders>
-            <w:tcMar>
-              <w:top w:type="dxa" w:w="60"/>
-              <w:left w:type="dxa" w:w="100"/>
-              <w:bottom w:type="dxa" w:w="60"/>
-              <w:right w:type="dxa" w:w="100"/>
-            </w:tcMar>
-            <w:vAlign w:val="center"/>
-          </w:tcPr>
-          <w:p>
-            <w:pPr>
-              <w:jc w:val="left"/>
-            </w:pPr>
-            <w:r>
-              <w:rPr>
-                <w:rFonts w:ascii="Microsoft YaHei" w:cs="Microsoft YaHei" w:eastAsia="Microsoft YaHei" w:hAnsi="Microsoft YaHei"/>
-                <w:b w:val="false"/>
-                <w:bCs w:val="false"/>
-                <w:i w:val="false"/>
-                <w:iCs w:val="false"/>
-                <w:color w:val="333333"/>
-                <w:sz w:val="16"/>
-                <w:szCs w:val="16"/>
-              </w:rPr>
-              <w:t xml:space="preserve">本场: 英格兰常规时间胜28%+平局24%+法国胜48%→法国是合理首选但优势微弱。首选法国2-1(20%)而非任何更高置信度的方向——对应三四名决赛的历史不确定性</w:t>
+            <w:tcW w:type="dxa" w:w="4000"/>
+            <w:tcBorders>
+              <w:top w:val="single" w:color="CCCCCC" w:sz="1"/>
+              <w:left w:val="single" w:color="CCCCCC" w:sz="1"/>
+              <w:bottom w:val="single" w:color="CCCCCC" w:sz="1"/>
+              <w:right w:val="single" w:color="CCCCCC" w:sz="1"/>
+            </w:tcBorders>
+            <w:tcMar>
+              <w:top w:type="dxa" w:w="60"/>
+              <w:left w:type="dxa" w:w="100"/>
+              <w:bottom w:type="dxa" w:w="60"/>
+              <w:right w:type="dxa" w:w="100"/>
+            </w:tcMar>
+            <w:vAlign w:val="center"/>
+          </w:tcPr>
+          <w:p>
+            <w:pPr>
+              <w:jc w:val="left"/>
+            </w:pPr>
+            <w:r>
+              <w:rPr>
+                <w:rFonts w:ascii="Microsoft YaHei" w:cs="Microsoft YaHei" w:eastAsia="Microsoft YaHei" w:hAnsi="Microsoft YaHei"/>
+                <w:b w:val="false"/>
+                <w:bCs w:val="false"/>
+                <w:i w:val="false"/>
+                <w:iCs w:val="false"/>
+                <w:color w:val="333333"/>
+                <w:sz w:val="16"/>
+                <w:szCs w:val="16"/>
+              </w:rPr>
+              <w:t xml:space="preserve">英格兰保留核心框架(凯恩+贝林厄姆首发)</w:t>
+            </w:r>
+          </w:p>
+        </w:tc>
+        <w:tc>
+          <w:tcPr>
+            <w:tcW w:type="dxa" w:w="4000"/>
+            <w:tcBorders>
+              <w:top w:val="single" w:color="CCCCCC" w:sz="1"/>
+              <w:left w:val="single" w:color="CCCCCC" w:sz="1"/>
+              <w:bottom w:val="single" w:color="CCCCCC" w:sz="1"/>
+              <w:right w:val="single" w:color="CCCCCC" w:sz="1"/>
+            </w:tcBorders>
+            <w:tcMar>
+              <w:top w:type="dxa" w:w="60"/>
+              <w:left w:type="dxa" w:w="100"/>
+              <w:bottom w:type="dxa" w:w="60"/>
+              <w:right w:type="dxa" w:w="100"/>
+            </w:tcMar>
+            <w:vAlign w:val="center"/>
+          </w:tcPr>
+          <w:p>
+            <w:pPr>
+              <w:jc w:val="left"/>
+            </w:pPr>
+            <w:r>
+              <w:rPr>
+                <w:rFonts w:ascii="Microsoft YaHei" w:cs="Microsoft YaHei" w:eastAsia="Microsoft YaHei" w:hAnsi="Microsoft YaHei"/>
+                <w:b w:val="false"/>
+                <w:bCs w:val="false"/>
+                <w:i w:val="false"/>
+                <w:iCs w:val="false"/>
+                <w:color w:val="333333"/>
+                <w:sz w:val="16"/>
+                <w:szCs w:val="16"/>
+              </w:rPr>
+              <w:t xml:space="preserve">🚨🚨🚨 凯恩(6球)+贝林厄姆(6球)双双替补! 亨德森首秀/托尼首次先发/埃泽首次先发。萨卡复出但刚伤愈</w:t>
+            </w:r>
+          </w:p>
+        </w:tc>
+        <w:tc>
+          <w:tcPr>
+            <w:tcW w:type="dxa" w:w="6238"/>
+            <w:tcBorders>
+              <w:top w:val="single" w:color="CCCCCC" w:sz="1"/>
+              <w:left w:val="single" w:color="CCCCCC" w:sz="1"/>
+              <w:bottom w:val="single" w:color="CCCCCC" w:sz="1"/>
+              <w:right w:val="single" w:color="CCCCCC" w:sz="1"/>
+            </w:tcBorders>
+            <w:tcMar>
+              <w:top w:type="dxa" w:w="60"/>
+              <w:left w:type="dxa" w:w="100"/>
+              <w:bottom w:type="dxa" w:w="60"/>
+              <w:right w:type="dxa" w:w="100"/>
+            </w:tcMar>
+            <w:vAlign w:val="center"/>
+          </w:tcPr>
+          <w:p>
+            <w:pPr>
+              <w:jc w:val="left"/>
+            </w:pPr>
+            <w:r>
+              <w:rPr>
+                <w:rFonts w:ascii="Microsoft YaHei" w:cs="Microsoft YaHei" w:eastAsia="Microsoft YaHei" w:hAnsi="Microsoft YaHei"/>
+                <w:b w:val="false"/>
+                <w:bCs w:val="false"/>
+                <w:i w:val="false"/>
+                <w:iCs w:val="false"/>
+                <w:color w:val="333333"/>
+                <w:sz w:val="16"/>
+                <w:szCs w:val="16"/>
+              </w:rPr>
+              <w:t xml:space="preserve">英格兰86%的进球在替补席。首发攻击线合计~3球。从超巨型→体系型</w:t>
             </w:r>
           </w:p>
         </w:tc>
@@ -1095,75 +1206,112 @@
       <w:tr>
         <w:tc>
           <w:tcPr>
-            <w:tcW w:type="dxa" w:w="4800"/>
-            <w:tcBorders>
-              <w:top w:val="single" w:color="CCCCCC" w:sz="1"/>
-              <w:left w:val="single" w:color="CCCCCC" w:sz="1"/>
-              <w:bottom w:val="single" w:color="CCCCCC" w:sz="1"/>
-              <w:right w:val="single" w:color="CCCCCC" w:sz="1"/>
-            </w:tcBorders>
-            <w:shd w:fill="F2F2F2" w:val="clear"/>
-            <w:tcMar>
-              <w:top w:type="dxa" w:w="60"/>
-              <w:left w:type="dxa" w:w="100"/>
-              <w:bottom w:type="dxa" w:w="60"/>
-              <w:right w:type="dxa" w:w="100"/>
-            </w:tcMar>
-            <w:vAlign w:val="center"/>
-          </w:tcPr>
-          <w:p>
-            <w:pPr>
-              <w:jc w:val="left"/>
-            </w:pPr>
-            <w:r>
-              <w:rPr>
-                <w:rFonts w:ascii="Microsoft YaHei" w:cs="Microsoft YaHei" w:eastAsia="Microsoft YaHei" w:hAnsi="Microsoft YaHei"/>
-                <w:b w:val="false"/>
-                <w:bCs w:val="false"/>
-                <w:i w:val="false"/>
-                <w:iCs w:val="false"/>
-                <w:color w:val="333333"/>
-                <w:sz w:val="16"/>
-                <w:szCs w:val="16"/>
-              </w:rPr>
-              <w:t xml:space="preserve">3. 对称分配——波胆+比分选项对称 (列了法国2-0没列西班牙2-0)</w:t>
-            </w:r>
-          </w:p>
-        </w:tc>
-        <w:tc>
-          <w:tcPr>
-            <w:tcW w:type="dxa" w:w="9438"/>
-            <w:tcBorders>
-              <w:top w:val="single" w:color="CCCCCC" w:sz="1"/>
-              <w:left w:val="single" w:color="CCCCCC" w:sz="1"/>
-              <w:bottom w:val="single" w:color="CCCCCC" w:sz="1"/>
-              <w:right w:val="single" w:color="CCCCCC" w:sz="1"/>
-            </w:tcBorders>
-            <w:shd w:fill="F2F2F2" w:val="clear"/>
-            <w:tcMar>
-              <w:top w:type="dxa" w:w="60"/>
-              <w:left w:type="dxa" w:w="100"/>
-              <w:bottom w:type="dxa" w:w="60"/>
-              <w:right w:type="dxa" w:w="100"/>
-            </w:tcMar>
-            <w:vAlign w:val="center"/>
-          </w:tcPr>
-          <w:p>
-            <w:pPr>
-              <w:jc w:val="left"/>
-            </w:pPr>
-            <w:r>
-              <w:rPr>
-                <w:rFonts w:ascii="Microsoft YaHei" w:cs="Microsoft YaHei" w:eastAsia="Microsoft YaHei" w:hAnsi="Microsoft YaHei"/>
-                <w:b w:val="false"/>
-                <w:bCs w:val="false"/>
-                <w:i w:val="false"/>
-                <w:iCs w:val="false"/>
-                <w:color w:val="333333"/>
-                <w:sz w:val="16"/>
-                <w:szCs w:val="16"/>
-              </w:rPr>
-              <w:t xml:space="preserve">已修正: 法国2-1(11元)和英格兰2-1(8元)→略不对称但反映法国真实优势。法国3-2长尾覆盖进球大战</w:t>
+            <w:tcW w:type="dxa" w:w="4000"/>
+            <w:tcBorders>
+              <w:top w:val="single" w:color="CCCCCC" w:sz="1"/>
+              <w:left w:val="single" w:color="CCCCCC" w:sz="1"/>
+              <w:bottom w:val="single" w:color="CCCCCC" w:sz="1"/>
+              <w:right w:val="single" w:color="CCCCCC" w:sz="1"/>
+            </w:tcBorders>
+            <w:shd w:fill="F2F2F2" w:val="clear"/>
+            <w:tcMar>
+              <w:top w:type="dxa" w:w="60"/>
+              <w:left w:type="dxa" w:w="100"/>
+              <w:bottom w:type="dxa" w:w="60"/>
+              <w:right w:type="dxa" w:w="100"/>
+            </w:tcMar>
+            <w:vAlign w:val="center"/>
+          </w:tcPr>
+          <w:p>
+            <w:pPr>
+              <w:jc w:val="left"/>
+            </w:pPr>
+            <w:r>
+              <w:rPr>
+                <w:rFonts w:ascii="Microsoft YaHei" w:cs="Microsoft YaHei" w:eastAsia="Microsoft YaHei" w:hAnsi="Microsoft YaHei"/>
+                <w:b w:val="false"/>
+                <w:bCs w:val="false"/>
+                <w:i w:val="false"/>
+                <w:iCs w:val="false"/>
+                <w:color w:val="333333"/>
+                <w:sz w:val="16"/>
+                <w:szCs w:val="16"/>
+              </w:rPr>
+              <w:t xml:space="preserve">詹姆斯伤退→孔萨RB。萨卡替补</w:t>
+            </w:r>
+          </w:p>
+        </w:tc>
+        <w:tc>
+          <w:tcPr>
+            <w:tcW w:type="dxa" w:w="4000"/>
+            <w:tcBorders>
+              <w:top w:val="single" w:color="CCCCCC" w:sz="1"/>
+              <w:left w:val="single" w:color="CCCCCC" w:sz="1"/>
+              <w:bottom w:val="single" w:color="CCCCCC" w:sz="1"/>
+              <w:right w:val="single" w:color="CCCCCC" w:sz="1"/>
+            </w:tcBorders>
+            <w:shd w:fill="F2F2F2" w:val="clear"/>
+            <w:tcMar>
+              <w:top w:type="dxa" w:w="60"/>
+              <w:left w:type="dxa" w:w="100"/>
+              <w:bottom w:type="dxa" w:w="60"/>
+              <w:right w:type="dxa" w:w="100"/>
+            </w:tcMar>
+            <w:vAlign w:val="center"/>
+          </w:tcPr>
+          <w:p>
+            <w:pPr>
+              <w:jc w:val="left"/>
+            </w:pPr>
+            <w:r>
+              <w:rPr>
+                <w:rFonts w:ascii="Microsoft YaHei" w:cs="Microsoft YaHei" w:eastAsia="Microsoft YaHei" w:hAnsi="Microsoft YaHei"/>
+                <w:b w:val="false"/>
+                <w:bCs w:val="false"/>
+                <w:i w:val="false"/>
+                <w:iCs w:val="false"/>
+                <w:color w:val="333333"/>
+                <w:sz w:val="16"/>
+                <w:szCs w:val="16"/>
+              </w:rPr>
+              <w:t xml:space="preserve">匡萨(停赛复出)RB。萨卡首发。凯恩+贝林厄姆+戈登=15球替补席</w:t>
+            </w:r>
+          </w:p>
+        </w:tc>
+        <w:tc>
+          <w:tcPr>
+            <w:tcW w:type="dxa" w:w="6238"/>
+            <w:tcBorders>
+              <w:top w:val="single" w:color="CCCCCC" w:sz="1"/>
+              <w:left w:val="single" w:color="CCCCCC" w:sz="1"/>
+              <w:bottom w:val="single" w:color="CCCCCC" w:sz="1"/>
+              <w:right w:val="single" w:color="CCCCCC" w:sz="1"/>
+            </w:tcBorders>
+            <w:shd w:fill="F2F2F2" w:val="clear"/>
+            <w:tcMar>
+              <w:top w:type="dxa" w:w="60"/>
+              <w:left w:type="dxa" w:w="100"/>
+              <w:bottom w:type="dxa" w:w="60"/>
+              <w:right w:type="dxa" w:w="100"/>
+            </w:tcMar>
+            <w:vAlign w:val="center"/>
+          </w:tcPr>
+          <w:p>
+            <w:pPr>
+              <w:jc w:val="left"/>
+            </w:pPr>
+            <w:r>
+              <w:rPr>
+                <w:rFonts w:ascii="Microsoft YaHei" w:cs="Microsoft YaHei" w:eastAsia="Microsoft YaHei" w:hAnsi="Microsoft YaHei"/>
+                <w:b w:val="false"/>
+                <w:bCs w:val="false"/>
+                <w:i w:val="false"/>
+                <w:iCs w:val="false"/>
+                <w:color w:val="333333"/>
+                <w:sz w:val="16"/>
+                <w:szCs w:val="16"/>
+              </w:rPr>
+              <w:t xml:space="preserve">英格兰下半场可上15球——但上半场攻击力真空</w:t>
             </w:r>
           </w:p>
         </w:tc>
@@ -1171,73 +1319,109 @@
       <w:tr>
         <w:tc>
           <w:tcPr>
-            <w:tcW w:type="dxa" w:w="4800"/>
-            <w:tcBorders>
-              <w:top w:val="single" w:color="CCCCCC" w:sz="1"/>
-              <w:left w:val="single" w:color="CCCCCC" w:sz="1"/>
-              <w:bottom w:val="single" w:color="CCCCCC" w:sz="1"/>
-              <w:right w:val="single" w:color="CCCCCC" w:sz="1"/>
-            </w:tcBorders>
-            <w:tcMar>
-              <w:top w:type="dxa" w:w="60"/>
-              <w:left w:type="dxa" w:w="100"/>
-              <w:bottom w:type="dxa" w:w="60"/>
-              <w:right w:type="dxa" w:w="100"/>
-            </w:tcMar>
-            <w:vAlign w:val="center"/>
-          </w:tcPr>
-          <w:p>
-            <w:pPr>
-              <w:jc w:val="left"/>
-            </w:pPr>
-            <w:r>
-              <w:rPr>
-                <w:rFonts w:ascii="Microsoft YaHei" w:cs="Microsoft YaHei" w:eastAsia="Microsoft YaHei" w:hAnsi="Microsoft YaHei"/>
-                <w:b w:val="false"/>
-                <w:bCs w:val="false"/>
-                <w:i w:val="false"/>
-                <w:iCs w:val="false"/>
-                <w:color w:val="333333"/>
-                <w:sz w:val="16"/>
-                <w:szCs w:val="16"/>
-              </w:rPr>
-              <w:t xml:space="preserve">4. 比赛特征优势(BTTS/大球)是三四名决赛的结构性阿尔法</w:t>
-            </w:r>
-          </w:p>
-        </w:tc>
-        <w:tc>
-          <w:tcPr>
-            <w:tcW w:type="dxa" w:w="9438"/>
-            <w:tcBorders>
-              <w:top w:val="single" w:color="CCCCCC" w:sz="1"/>
-              <w:left w:val="single" w:color="CCCCCC" w:sz="1"/>
-              <w:bottom w:val="single" w:color="CCCCCC" w:sz="1"/>
-              <w:right w:val="single" w:color="CCCCCC" w:sz="1"/>
-            </w:tcBorders>
-            <w:tcMar>
-              <w:top w:type="dxa" w:w="60"/>
-              <w:left w:type="dxa" w:w="100"/>
-              <w:bottom w:type="dxa" w:w="60"/>
-              <w:right w:type="dxa" w:w="100"/>
-            </w:tcMar>
-            <w:vAlign w:val="center"/>
-          </w:tcPr>
-          <w:p>
-            <w:pPr>
-              <w:jc w:val="left"/>
-            </w:pPr>
-            <w:r>
-              <w:rPr>
-                <w:rFonts w:ascii="Microsoft YaHei" w:cs="Microsoft YaHei" w:eastAsia="Microsoft YaHei" w:hAnsi="Microsoft YaHei"/>
-                <w:b w:val="false"/>
-                <w:bCs w:val="false"/>
-                <w:i w:val="false"/>
-                <w:iCs w:val="false"/>
-                <w:color w:val="333333"/>
-                <w:sz w:val="16"/>
-                <w:szCs w:val="16"/>
-              </w:rPr>
-              <w:t xml:space="preserve">法国vs英格兰BTTS+大球双中(共+37.67元净盈)。三四名决赛BTTS 75%+&gt;2.5球92%→历史规律比任何单场分析都有力。本场BTTS+&gt;2.5球+&gt;3.5球=42元(42%)</w:t>
+            <w:tcW w:type="dxa" w:w="4000"/>
+            <w:tcBorders>
+              <w:top w:val="single" w:color="CCCCCC" w:sz="1"/>
+              <w:left w:val="single" w:color="CCCCCC" w:sz="1"/>
+              <w:bottom w:val="single" w:color="CCCCCC" w:sz="1"/>
+              <w:right w:val="single" w:color="CCCCCC" w:sz="1"/>
+            </w:tcBorders>
+            <w:tcMar>
+              <w:top w:type="dxa" w:w="60"/>
+              <w:left w:type="dxa" w:w="100"/>
+              <w:bottom w:type="dxa" w:w="60"/>
+              <w:right w:type="dxa" w:w="100"/>
+            </w:tcMar>
+            <w:vAlign w:val="center"/>
+          </w:tcPr>
+          <w:p>
+            <w:pPr>
+              <w:jc w:val="left"/>
+            </w:pPr>
+            <w:r>
+              <w:rPr>
+                <w:rFonts w:ascii="Microsoft YaHei" w:cs="Microsoft YaHei" w:eastAsia="Microsoft YaHei" w:hAnsi="Microsoft YaHei"/>
+                <w:b w:val="false"/>
+                <w:bCs w:val="false"/>
+                <w:i w:val="false"/>
+                <w:iCs w:val="false"/>
+                <w:color w:val="333333"/>
+                <w:sz w:val="16"/>
+                <w:szCs w:val="16"/>
+              </w:rPr>
+              <w:t xml:space="preserve">法国常规时间胜~48%/英格兰~28%</w:t>
+            </w:r>
+          </w:p>
+        </w:tc>
+        <w:tc>
+          <w:tcPr>
+            <w:tcW w:type="dxa" w:w="4000"/>
+            <w:tcBorders>
+              <w:top w:val="single" w:color="CCCCCC" w:sz="1"/>
+              <w:left w:val="single" w:color="CCCCCC" w:sz="1"/>
+              <w:bottom w:val="single" w:color="CCCCCC" w:sz="1"/>
+              <w:right w:val="single" w:color="CCCCCC" w:sz="1"/>
+            </w:tcBorders>
+            <w:tcMar>
+              <w:top w:type="dxa" w:w="60"/>
+              <w:left w:type="dxa" w:w="100"/>
+              <w:bottom w:type="dxa" w:w="60"/>
+              <w:right w:type="dxa" w:w="100"/>
+            </w:tcMar>
+            <w:vAlign w:val="center"/>
+          </w:tcPr>
+          <w:p>
+            <w:pPr>
+              <w:jc w:val="left"/>
+            </w:pPr>
+            <w:r>
+              <w:rPr>
+                <w:rFonts w:ascii="Microsoft YaHei" w:cs="Microsoft YaHei" w:eastAsia="Microsoft YaHei" w:hAnsi="Microsoft YaHei"/>
+                <w:b w:val="false"/>
+                <w:bCs w:val="false"/>
+                <w:i w:val="false"/>
+                <w:iCs w:val="false"/>
+                <w:color w:val="333333"/>
+                <w:sz w:val="16"/>
+                <w:szCs w:val="16"/>
+              </w:rPr>
+              <w:t xml:space="preserve">法国常规时间胜~67%/英格兰~8%/平局~15%</w:t>
+            </w:r>
+          </w:p>
+        </w:tc>
+        <w:tc>
+          <w:tcPr>
+            <w:tcW w:type="dxa" w:w="6238"/>
+            <w:tcBorders>
+              <w:top w:val="single" w:color="CCCCCC" w:sz="1"/>
+              <w:left w:val="single" w:color="CCCCCC" w:sz="1"/>
+              <w:bottom w:val="single" w:color="CCCCCC" w:sz="1"/>
+              <w:right w:val="single" w:color="CCCCCC" w:sz="1"/>
+            </w:tcBorders>
+            <w:tcMar>
+              <w:top w:type="dxa" w:w="60"/>
+              <w:left w:type="dxa" w:w="100"/>
+              <w:bottom w:type="dxa" w:w="60"/>
+              <w:right w:type="dxa" w:w="100"/>
+            </w:tcMar>
+            <w:vAlign w:val="center"/>
+          </w:tcPr>
+          <w:p>
+            <w:pPr>
+              <w:jc w:val="left"/>
+            </w:pPr>
+            <w:r>
+              <w:rPr>
+                <w:rFonts w:ascii="Microsoft YaHei" w:cs="Microsoft YaHei" w:eastAsia="Microsoft YaHei" w:hAnsi="Microsoft YaHei"/>
+                <w:b w:val="false"/>
+                <w:bCs w:val="false"/>
+                <w:i w:val="false"/>
+                <w:iCs w:val="false"/>
+                <w:color w:val="333333"/>
+                <w:sz w:val="16"/>
+                <w:szCs w:val="16"/>
+              </w:rPr>
+              <w:t xml:space="preserve">法国阿尔法+10% vs 市场57%——首发确认后最大变化</w:t>
             </w:r>
           </w:p>
         </w:tc>
@@ -1767,7 +1951,7 @@
                 <w:sz w:val="16"/>
                 <w:szCs w:val="16"/>
               </w:rPr>
-              <w:t xml:space="preserve">关键伤病</w:t>
+              <w:t xml:space="preserve">关键伤病/轮换</w:t>
             </w:r>
           </w:p>
         </w:tc>
@@ -1803,7 +1987,7 @@
                 <w:sz w:val="16"/>
                 <w:szCs w:val="16"/>
               </w:rPr>
-              <w:t xml:space="preserve">法国: 萨利巴(背部→SF坚持→三四名轮换可能)/姆巴佩(脚踝→SF打满→确认无碍)。英格兰: 里斯·詹姆斯(SF 82'伤退→出场概率&lt;50%)/萨卡(跟腱→SF未出场→三四名替补20-30分钟)/亨德森(骨折→赛毕)/匡萨(停赛→赛毕)</w:t>
+              <w:t xml:space="preserve">🆕 法国7人轮换: 登贝莱(5球)/楚阿梅尼/萨利巴/于帕梅卡诺/孔德/迪涅/巴尔科拉→替补。萨利巴(背部→替补可用)。英格兰7人轮换: 🚨凯恩(6球)+贝林厄姆(6球)+戈登(3球)+皮克福德→替补。梅努(赛前伤退→未进名单)。萨卡(跟腱刚愈→首发)。里斯·詹姆斯(肌肉→替补可用)</w:t>
             </w:r>
           </w:p>
         </w:tc>
@@ -2028,7 +2212,7 @@
                 <w:sz w:val="16"/>
                 <w:szCs w:val="16"/>
               </w:rPr>
-              <w:t xml:space="preserve">姆巴佩 8球=金靴并列梅西(梅西周日才踢决赛→这是姆巴佩最后机会)。德尚执教法国最后一场(121胜36平29负→10次淘汰赛胜场+20次总胜场=世界纪录)。贝林厄姆6球追平莱因克尔英格兰记录→破纪录动机</w:t>
+              <w:t xml:space="preserve">🆕 首发确认: 凯恩(6球)+贝林厄姆(6球)=12球双双替补! 姆巴佩(8球)是场上唯一金靴竞争者。德尚执教法国最后一场。赖斯佩戴英格兰队长袖标(凯恩替补)。亨德森世界杯首秀。托尼+埃泽世界杯首次先发。英格兰首发攻击线合计~3球 vs 法国首发攻击线~9球(含姆巴佩8球)</w:t>
             </w:r>
           </w:p>
         </w:tc>
@@ -9807,7 +9991,7 @@
           <w:sz w:val="30"/>
           <w:szCs w:val="30"/>
         </w:rPr>
-        <w:t xml:space="preserve">首发预判 (基于SF阵容+三四名决赛轮换预期+伤病更新)</w:t>
+        <w:t xml:space="preserve">✅ 确认首发 — 法国 (4-2-3-1 / 德尚——7人轮换/仅4人保留)</w:t>
       </w:r>
     </w:p>
     <w:p>
@@ -9826,26 +10010,7 @@
           <w:sz w:val="24"/>
           <w:szCs w:val="24"/>
         </w:rPr>
-        <w:t xml:space="preserve">英格兰 (4-2-3-1 / 图赫尔——SF崩溃后需要反弹)</w:t>
-      </w:r>
-    </w:p>
-    <w:p>
-      <w:pPr>
-        <w:spacing w:after="60" w:before="0"/>
-        <w:jc w:val="left"/>
-      </w:pPr>
-      <w:r>
-        <w:rPr>
-          <w:rFonts w:ascii="Microsoft YaHei" w:cs="Microsoft YaHei" w:eastAsia="Microsoft YaHei" w:hAnsi="Microsoft YaHei"/>
-          <w:b w:val="false"/>
-          <w:bCs w:val="false"/>
-          <w:i w:val="false"/>
-          <w:iCs w:val="false"/>
-          <w:color w:val="1A1A2E"/>
-          <w:sz w:val="18"/>
-          <w:szCs w:val="18"/>
-        </w:rPr>
-        <w:t xml:space="preserve">关键替补: 萨卡(RW/€150M/跟腱→SF未出场→如果健康=game-changer但仅可20-30分钟)、梅努(CM/€80M/0分钟SF→轮换首发候选)、拉什福德(LW/€60M/速度)、马杜埃克(RW/€40M)、沃特金斯(CF/€40M)、托尼(CF/€40M/高点)、孔萨(CB/RB)、奥莱利(LB/SF未出场)、伯恩(CB)、埃泽(AM/€50M)。</w:t>
+        <w:t xml:space="preserve">英格兰 (4-1-4-1 / 图赫尔——7人轮换/凯恩+贝林厄姆12球替补)</w:t>
       </w:r>
     </w:p>
     <w:p>
@@ -9864,7 +10029,7 @@
           <w:sz w:val="18"/>
           <w:szCs w:val="18"/>
         </w:rPr>
-        <w:t xml:space="preserve">图赫尔SF防守换人崩溃后→三四名决赛战术信用受损。但三四名决赛性质=防守策略基本不相关——这是attack vs attack。图赫尔能否让贝林厄姆+凯恩从SF隐身后振作是比赛的关键。</w:t>
+        <w:t xml:space="preserve">替补: 皮克福德(GK)/特拉福德(GK)/伯恩/查洛巴/沃特金斯/乔丹·亨德森/马杜埃克/安东尼·戈登(3球)/斯通斯/里斯·詹姆斯/安德森/奥赖利/凯恩(6球)/贝林厄姆(6球)。🚨🚨🚨 凯恩+贝林厄姆=12球替补席——英格兰86%进球不在首发。赖斯佩戴队长袖标。亨德森首秀。托尼+埃泽首次先发。下半场凯恩+贝林厄姆+戈登=15球可上——这是英格兰的唯一翻盘路径。</w:t>
       </w:r>
     </w:p>
     <w:tbl>
@@ -10145,7 +10310,7 @@
                 <w:sz w:val="16"/>
                 <w:szCs w:val="16"/>
               </w:rPr>
-              <w:t xml:space="preserve"/>
+              <w:t xml:space="preserve">🆕</w:t>
             </w:r>
           </w:p>
         </w:tc>
@@ -10182,7 +10347,7 @@
                 <w:sz w:val="16"/>
                 <w:szCs w:val="16"/>
               </w:rPr>
-              <w:t xml:space="preserve">1</w:t>
+              <w:t xml:space="preserve">13</w:t>
             </w:r>
           </w:p>
         </w:tc>
@@ -10219,7 +10384,7 @@
                 <w:sz w:val="16"/>
                 <w:szCs w:val="16"/>
               </w:rPr>
-              <w:t xml:space="preserve">皮克福德</w:t>
+              <w:t xml:space="preserve">迪恩·亨德森</w:t>
             </w:r>
           </w:p>
         </w:tc>
@@ -10256,7 +10421,7 @@
                 <w:sz w:val="16"/>
                 <w:szCs w:val="16"/>
               </w:rPr>
-              <w:t xml:space="preserve">7.5</w:t>
+              <w:t xml:space="preserve">6.0</w:t>
             </w:r>
           </w:p>
         </w:tc>
@@ -10330,7 +10495,7 @@
                 <w:sz w:val="16"/>
                 <w:szCs w:val="16"/>
               </w:rPr>
-              <w:t xml:space="preserve">SF出击犹豫。三四名决赛=更多扑救机会→可能高分。无更好替代→保留首发</w:t>
+              <w:t xml:space="preserve">🚨 世界杯首秀。水晶宫门将。vs姆巴佩→生涯最大考验。轮换皮克福德</w:t>
             </w:r>
           </w:p>
         </w:tc>
@@ -10368,7 +10533,7 @@
                 <w:sz w:val="16"/>
                 <w:szCs w:val="16"/>
               </w:rPr>
-              <w:t xml:space="preserve"/>
+              <w:t xml:space="preserve">🆕</w:t>
             </w:r>
           </w:p>
         </w:tc>
@@ -10404,7 +10569,7 @@
                 <w:sz w:val="16"/>
                 <w:szCs w:val="16"/>
               </w:rPr>
-              <w:t xml:space="preserve">24</w:t>
+              <w:t xml:space="preserve">26</w:t>
             </w:r>
           </w:p>
         </w:tc>
@@ -10440,7 +10605,7 @@
                 <w:sz w:val="16"/>
                 <w:szCs w:val="16"/>
               </w:rPr>
-              <w:t xml:space="preserve">里斯·詹姆斯/孔萨</w:t>
+              <w:t xml:space="preserve">匡萨</w:t>
             </w:r>
           </w:p>
         </w:tc>
@@ -10476,7 +10641,7 @@
                 <w:sz w:val="16"/>
                 <w:szCs w:val="16"/>
               </w:rPr>
-              <w:t xml:space="preserve">7.0/6.5</w:t>
+              <w:t xml:space="preserve">6.5</w:t>
             </w:r>
           </w:p>
         </w:tc>
@@ -10548,7 +10713,7 @@
                 <w:sz w:val="16"/>
                 <w:szCs w:val="16"/>
               </w:rPr>
-              <w:t xml:space="preserve">SF 82'伤退→刚伤愈再伤=[再伤风险↑]——出场概率&lt;50%。若孔萨客串→vs巴尔科拉/姆巴佩左路内切=对位错配</w:t>
+              <w:t xml:space="preserve">2场停赛后复出。利物浦RB/CB。vs杜埃→速度对位。轮换受伤的詹姆斯</w:t>
             </w:r>
           </w:p>
         </w:tc>
@@ -10624,7 +10789,7 @@
                 <w:sz w:val="16"/>
                 <w:szCs w:val="16"/>
               </w:rPr>
-              <w:t xml:space="preserve">5</w:t>
+              <w:t xml:space="preserve">2</w:t>
             </w:r>
           </w:p>
         </w:tc>
@@ -10661,7 +10826,7 @@
                 <w:sz w:val="16"/>
                 <w:szCs w:val="16"/>
               </w:rPr>
-              <w:t xml:space="preserve">斯通斯</w:t>
+              <w:t xml:space="preserve">孔萨</w:t>
             </w:r>
           </w:p>
         </w:tc>
@@ -10698,7 +10863,7 @@
                 <w:sz w:val="16"/>
                 <w:szCs w:val="16"/>
               </w:rPr>
-              <w:t xml:space="preserve">8.0</w:t>
+              <w:t xml:space="preserve">7.0</w:t>
             </w:r>
           </w:p>
         </w:tc>
@@ -10772,7 +10937,7 @@
                 <w:sz w:val="16"/>
                 <w:szCs w:val="16"/>
               </w:rPr>
-              <w:t xml:space="preserve">SF hero级防守但防线崩塌。32岁→三天后恢复？vs姆巴佩→速度是致命短板。三四名可能轮换</w:t>
+              <w:t xml:space="preserve">SF打满。可靠但非精英。vs姆巴佩→需要生涯最佳表现</w:t>
             </w:r>
           </w:p>
         </w:tc>
@@ -10990,7 +11155,7 @@
                 <w:sz w:val="16"/>
                 <w:szCs w:val="16"/>
               </w:rPr>
-              <w:t xml:space="preserve">SF首发。vs登贝莱+姆巴佩→需要一切最佳状态。可能保留首发</w:t>
+              <w:t xml:space="preserve">SF表现稳定。保留首发。vs姆巴佩+奥利塞→双人考验</w:t>
             </w:r>
           </w:p>
         </w:tc>
@@ -11214,7 +11379,7 @@
                 <w:sz w:val="16"/>
                 <w:szCs w:val="16"/>
               </w:rPr>
-              <w:t xml:space="preserve">SF全场最佳(8分): 传中+1关键滑铲。vs登贝莱→本届最大考验。三四名决赛——证明自己属于世界级的机会</w:t>
+              <w:t xml:space="preserve">SF全场最佳(8分)。vs奥利塞→最关键对位。英格兰本届最大发现</w:t>
             </w:r>
           </w:p>
         </w:tc>
@@ -11288,7 +11453,7 @@
                 <w:sz w:val="16"/>
                 <w:szCs w:val="16"/>
               </w:rPr>
-              <w:t xml:space="preserve">8</w:t>
+              <w:t xml:space="preserve">4</w:t>
             </w:r>
           </w:p>
         </w:tc>
@@ -11324,7 +11489,7 @@
                 <w:sz w:val="16"/>
                 <w:szCs w:val="16"/>
               </w:rPr>
-              <w:t xml:space="preserve">安德森/梅努</w:t>
+              <w:t xml:space="preserve">**赖斯 [C]**</w:t>
             </w:r>
           </w:p>
         </w:tc>
@@ -11360,7 +11525,7 @@
                 <w:sz w:val="16"/>
                 <w:szCs w:val="16"/>
               </w:rPr>
-              <w:t xml:space="preserve">7.0/7.5</w:t>
+              <w:t xml:space="preserve">8.0</w:t>
             </w:r>
           </w:p>
         </w:tc>
@@ -11396,7 +11561,7 @@
                 <w:sz w:val="16"/>
                 <w:szCs w:val="16"/>
               </w:rPr>
-              <w:t xml:space="preserve">中场</w:t>
+              <w:t xml:space="preserve">防守中场</w:t>
             </w:r>
           </w:p>
         </w:tc>
@@ -11432,7 +11597,7 @@
                 <w:sz w:val="16"/>
                 <w:szCs w:val="16"/>
               </w:rPr>
-              <w:t xml:space="preserve">SF黄牌受限。梅努0分钟SF出场→完全新鲜→轮换候选。vs奥利塞+拉比奥→创造力差</w:t>
+              <w:t xml:space="preserve">本场队长(凯恩替补)。SF非100%但仍首发。vs扎伊尔-埃梅里→经验vs天赋</w:t>
             </w:r>
           </w:p>
         </w:tc>
@@ -11471,7 +11636,7 @@
                 <w:sz w:val="16"/>
                 <w:szCs w:val="16"/>
               </w:rPr>
-              <w:t xml:space="preserve"/>
+              <w:t xml:space="preserve">🆕</w:t>
             </w:r>
           </w:p>
         </w:tc>
@@ -11508,7 +11673,7 @@
                 <w:sz w:val="16"/>
                 <w:szCs w:val="16"/>
               </w:rPr>
-              <w:t xml:space="preserve">4</w:t>
+              <w:t xml:space="preserve">7</w:t>
             </w:r>
           </w:p>
         </w:tc>
@@ -11545,7 +11710,7 @@
                 <w:sz w:val="16"/>
                 <w:szCs w:val="16"/>
               </w:rPr>
-              <w:t xml:space="preserve">赖斯</w:t>
+              <w:t xml:space="preserve">萨卡</w:t>
             </w:r>
           </w:p>
         </w:tc>
@@ -11582,7 +11747,7 @@
                 <w:sz w:val="16"/>
                 <w:szCs w:val="16"/>
               </w:rPr>
-              <w:t xml:space="preserve">7.5</w:t>
+              <w:t xml:space="preserve">8.0</w:t>
             </w:r>
           </w:p>
         </w:tc>
@@ -11619,7 +11784,7 @@
                 <w:sz w:val="16"/>
                 <w:szCs w:val="16"/>
               </w:rPr>
-              <w:t xml:space="preserve">防守中场</w:t>
+              <w:t xml:space="preserve">右边锋</w:t>
             </w:r>
           </w:p>
         </w:tc>
@@ -11656,7 +11821,7 @@
                 <w:sz w:val="16"/>
                 <w:szCs w:val="16"/>
               </w:rPr>
-              <w:t xml:space="preserve">SF非100%状态(打满82分钟但SF前卧床三日)。三四名→大概率被轮换(梅努首发)。vs楚阿梅尼→若替补则对位质量下降</w:t>
+              <w:t xml:space="preserve">跟腱伤后复出→状态未知。3球4助。vs特奥→阿森纳vs米兰。若100%=game-changer</w:t>
             </w:r>
           </w:p>
         </w:tc>
@@ -11694,7 +11859,7 @@
                 <w:sz w:val="16"/>
                 <w:szCs w:val="16"/>
               </w:rPr>
-              <w:t xml:space="preserve"/>
+              <w:t xml:space="preserve">🆕</w:t>
             </w:r>
           </w:p>
         </w:tc>
@@ -11730,7 +11895,7 @@
                 <w:sz w:val="16"/>
                 <w:szCs w:val="16"/>
               </w:rPr>
-              <w:t xml:space="preserve">17</w:t>
+              <w:t xml:space="preserve">21</w:t>
             </w:r>
           </w:p>
         </w:tc>
@@ -11766,7 +11931,7 @@
                 <w:sz w:val="16"/>
                 <w:szCs w:val="16"/>
               </w:rPr>
-              <w:t xml:space="preserve">罗杰斯</w:t>
+              <w:t xml:space="preserve">埃泽</w:t>
             </w:r>
           </w:p>
         </w:tc>
@@ -11802,7 +11967,7 @@
                 <w:sz w:val="16"/>
                 <w:szCs w:val="16"/>
               </w:rPr>
-              <w:t xml:space="preserve">7.5</w:t>
+              <w:t xml:space="preserve">7.0</w:t>
             </w:r>
           </w:p>
         </w:tc>
@@ -11838,7 +12003,7 @@
                 <w:sz w:val="16"/>
                 <w:szCs w:val="16"/>
               </w:rPr>
-              <w:t xml:space="preserve">右边锋</w:t>
+              <w:t xml:space="preserve">进攻中场</w:t>
             </w:r>
           </w:p>
         </w:tc>
@@ -11874,7 +12039,7 @@
                 <w:sz w:val="16"/>
                 <w:szCs w:val="16"/>
               </w:rPr>
-              <w:t xml:space="preserve">SF首次世界杯首发即助攻。vs迪涅→传中优势。萨卡若恢复→可能回到替补。但SF表现值得继续首发</w:t>
+              <w:t xml:space="preserve">🚨 世界杯首次先发。€50M水晶宫中场。大赛经验少但技术好</w:t>
             </w:r>
           </w:p>
         </w:tc>
@@ -11950,7 +12115,7 @@
                 <w:sz w:val="16"/>
                 <w:szCs w:val="16"/>
               </w:rPr>
-              <w:t xml:space="preserve">10</w:t>
+              <w:t xml:space="preserve">17</w:t>
             </w:r>
           </w:p>
         </w:tc>
@@ -11987,7 +12152,7 @@
                 <w:sz w:val="16"/>
                 <w:szCs w:val="16"/>
               </w:rPr>
-              <w:t xml:space="preserve">**贝林厄姆 [破纪录]**</w:t>
+              <w:t xml:space="preserve">罗杰斯</w:t>
             </w:r>
           </w:p>
         </w:tc>
@@ -12024,7 +12189,7 @@
                 <w:sz w:val="16"/>
                 <w:szCs w:val="16"/>
               </w:rPr>
-              <w:t xml:space="preserve">8.5</w:t>
+              <w:t xml:space="preserve">7.5</w:t>
             </w:r>
           </w:p>
         </w:tc>
@@ -12061,7 +12226,7 @@
                 <w:sz w:val="16"/>
                 <w:szCs w:val="16"/>
               </w:rPr>
-              <w:t xml:space="preserve">攻击中场</w:t>
+              <w:t xml:space="preserve">进攻中场</w:t>
             </w:r>
           </w:p>
         </w:tc>
@@ -12098,7 +12263,7 @@
                 <w:sz w:val="16"/>
                 <w:szCs w:val="16"/>
               </w:rPr>
-              <w:t xml:space="preserve">SF隐身(6.0-7.0)——被阿根廷中场绞杀。6球=莱因克尔记录。vs楚阿梅尼→皇马内战。三四名决赛+低压力=完美的反弹平台。但心态是关键——SF后能否振作？</w:t>
+              <w:t xml:space="preserve">SF首次先发即助攻。保留首发——图赫尔信任。vs拉比奥→身体对抗</w:t>
             </w:r>
           </w:p>
         </w:tc>
@@ -12136,7 +12301,7 @@
                 <w:sz w:val="16"/>
                 <w:szCs w:val="16"/>
               </w:rPr>
-              <w:t xml:space="preserve"/>
+              <w:t xml:space="preserve">🆕</w:t>
             </w:r>
           </w:p>
         </w:tc>
@@ -12172,7 +12337,7 @@
                 <w:sz w:val="16"/>
                 <w:szCs w:val="16"/>
               </w:rPr>
-              <w:t xml:space="preserve">18</w:t>
+              <w:t xml:space="preserve">11</w:t>
             </w:r>
           </w:p>
         </w:tc>
@@ -12208,7 +12373,7 @@
                 <w:sz w:val="16"/>
                 <w:szCs w:val="16"/>
               </w:rPr>
-              <w:t xml:space="preserve">戈登</w:t>
+              <w:t xml:space="preserve">拉什福德</w:t>
             </w:r>
           </w:p>
         </w:tc>
@@ -12244,7 +12409,7 @@
                 <w:sz w:val="16"/>
                 <w:szCs w:val="16"/>
               </w:rPr>
-              <w:t xml:space="preserve">8.5</w:t>
+              <w:t xml:space="preserve">7.5</w:t>
             </w:r>
           </w:p>
         </w:tc>
@@ -12316,7 +12481,7 @@
                 <w:sz w:val="16"/>
                 <w:szCs w:val="16"/>
               </w:rPr>
-              <w:t xml:space="preserve">SF进球(55')——本届3球。巴萨新援状态正佳。vs孔德→速度对决。72'被换→图赫尔防守信号——但三四名不会再有这种战术错误</w:t>
+              <w:t xml:space="preserve">经验+速度。本届出场有限。vs古斯托(经验不足)→对位优势。轮换戈登(SF进球者)</w:t>
             </w:r>
           </w:p>
         </w:tc>
@@ -12355,7 +12520,7 @@
                 <w:sz w:val="16"/>
                 <w:szCs w:val="16"/>
               </w:rPr>
-              <w:t xml:space="preserve"/>
+              <w:t xml:space="preserve">🆕</w:t>
             </w:r>
           </w:p>
         </w:tc>
@@ -12392,7 +12557,7 @@
                 <w:sz w:val="16"/>
                 <w:szCs w:val="16"/>
               </w:rPr>
-              <w:t xml:space="preserve">9</w:t>
+              <w:t xml:space="preserve">22</w:t>
             </w:r>
           </w:p>
         </w:tc>
@@ -12429,7 +12594,7 @@
                 <w:sz w:val="16"/>
                 <w:szCs w:val="16"/>
               </w:rPr>
-              <w:t xml:space="preserve">**凯恩 [C]**</w:t>
+              <w:t xml:space="preserve">托尼</w:t>
             </w:r>
           </w:p>
         </w:tc>
@@ -12466,7 +12631,7 @@
                 <w:sz w:val="16"/>
                 <w:szCs w:val="16"/>
               </w:rPr>
-              <w:t xml:space="preserve">8.0</w:t>
+              <w:t xml:space="preserve">7.0</w:t>
             </w:r>
           </w:p>
         </w:tc>
@@ -12540,7 +12705,7 @@
                 <w:sz w:val="16"/>
                 <w:szCs w:val="16"/>
               </w:rPr>
-              <w:t xml:space="preserve">SF全场最低(6.0-6.1)。6球——但关键比赛又一次隐身。vs萨利巴(背部)+于帕梅卡诺→三四名决赛低压力=反弹窗口。32岁→可能最后的世界杯三四名决赛</w:t>
+              <w:t xml:space="preserve">🚨 世界杯首次先发。支点中锋。0世界杯进球。轮换凯恩(6球→替补)</w:t>
             </w:r>
           </w:p>
         </w:tc>
@@ -12567,7 +12732,7 @@
           <w:sz w:val="30"/>
           <w:szCs w:val="30"/>
         </w:rPr>
-        <w:t xml:space="preserve">因素导向表</w:t>
+        <w:t xml:space="preserve">因素导向表 (v29首发确认版)</w:t>
       </w:r>
     </w:p>
     <w:tbl>
@@ -12734,7 +12899,7 @@
                 <w:sz w:val="16"/>
                 <w:szCs w:val="16"/>
               </w:rPr>
-              <w:t xml:space="preserve">三四名决赛历史进球率——场均3.8球/BTTS 75%/&gt;2.5球92%/从未0-0</w:t>
+              <w:t xml:space="preserve">🚨 凯恩+贝林厄姆双双替补——英格兰12球在替补席</w:t>
             </w:r>
           </w:p>
         </w:tc>
@@ -12771,7 +12936,7 @@
                 <w:sz w:val="16"/>
                 <w:szCs w:val="16"/>
               </w:rPr>
-              <w:t xml:space="preserve">双方/大球 ★★★★★</w:t>
+              <w:t xml:space="preserve">法国 ★★★★★</w:t>
             </w:r>
           </w:p>
         </w:tc>
@@ -12808,7 +12973,7 @@
                 <w:sz w:val="16"/>
                 <w:szCs w:val="16"/>
               </w:rPr>
-              <w:t xml:space="preserve">本场最重要的单一因素——比任何战术分析都重要。20场三四名决赛的数据表明: 防守强度系统性下降20-30%。双方进攻数据需上调20-30%</w:t>
+              <w:t xml:space="preserve">本场#1因子。英格兰86%的世界杯进球不在首发。首发攻击线合计~3球。vs法国首发攻击线~9球(含姆巴佩8球)。上半场攻击力从均势→法国碾压</w:t>
             </w:r>
           </w:p>
         </w:tc>
@@ -12846,7 +13011,7 @@
                 <w:sz w:val="16"/>
                 <w:szCs w:val="16"/>
               </w:rPr>
-              <w:t xml:space="preserve">姆巴佩金靴动机——8球并列梅西。梅西周日才踢——这是姆巴佩最后机会</w:t>
+              <w:t xml:space="preserve">姆巴佩——场上唯一的金靴竞争者首发</w:t>
             </w:r>
           </w:p>
         </w:tc>
@@ -12918,7 +13083,7 @@
                 <w:sz w:val="16"/>
                 <w:szCs w:val="16"/>
               </w:rPr>
-              <w:t xml:space="preserve">SF 0.31 xG是西班牙体系异常→回归。德尚最后一战→全队围绕他构建。vs英格兰淘汰赛场场丢球——完全不同</w:t>
+              <w:t xml:space="preserve">8球=并列金靴。凯恩(6球)替补→无直接对手在场。vs英格兰轮换防线(亨德森首秀+匡萨刚复出)→anytime进球&gt;70%</w:t>
             </w:r>
           </w:p>
         </w:tc>
@@ -12957,7 +13122,7 @@
                 <w:sz w:val="16"/>
                 <w:szCs w:val="16"/>
               </w:rPr>
-              <w:t xml:space="preserve">法国攻击力 xG/90 2.23——赛事第一。前6场每场至少进1球</w:t>
+              <w:t xml:space="preserve">双方防线均大幅轮换——防守质量系统性下降</w:t>
             </w:r>
           </w:p>
         </w:tc>
@@ -12994,7 +13159,7 @@
                 <w:sz w:val="16"/>
                 <w:szCs w:val="16"/>
               </w:rPr>
-              <w:t xml:space="preserve">法国 ★★★★★</w:t>
+              <w:t xml:space="preserve">双方/大球 ★★★★</w:t>
             </w:r>
           </w:p>
         </w:tc>
@@ -13031,7 +13196,7 @@
                 <w:sz w:val="16"/>
                 <w:szCs w:val="16"/>
               </w:rPr>
-              <w:t xml:space="preserve">16球仅次阿根廷。SF被零封是特定对手(西班牙传控)的结果——英格兰没有这套体系。vs英格兰xGA 1.10→法国大概率进≥2球</w:t>
+              <w:t xml:space="preserve">法国后防4人全换。英格兰换门将(首秀)+RB(刚复出)。三四名决赛历史+本轮双重下降→BTTS&gt;65%</w:t>
             </w:r>
           </w:p>
         </w:tc>
@@ -13069,7 +13234,7 @@
                 <w:sz w:val="16"/>
                 <w:szCs w:val="16"/>
               </w:rPr>
-              <w:t xml:space="preserve">德尚最后一战——121胜/2世界杯冠军/1亚军/最后90分钟</w:t>
+              <w:t xml:space="preserve">德尚最后一战——情感动员 vs 图赫尔SF后信心受损</w:t>
             </w:r>
           </w:p>
         </w:tc>
@@ -13141,7 +13306,7 @@
                 <w:sz w:val="16"/>
                 <w:szCs w:val="16"/>
               </w:rPr>
-              <w:t xml:space="preserve">情感因素。球员会为他而战。三四名决赛低压力+情感纯粹=强动力</w:t>
+              <w:t xml:space="preserve">14年/187场的最后90分钟。动员力不对称。图赫尔SF防守换人崩溃→战术信用受损</w:t>
             </w:r>
           </w:p>
         </w:tc>
@@ -13180,7 +13345,7 @@
                 <w:sz w:val="16"/>
                 <w:szCs w:val="16"/>
               </w:rPr>
-              <w:t xml:space="preserve">里斯·詹姆斯伤退→英格兰RB真空</w:t>
+              <w:t xml:space="preserve">三四名决赛历史进球率(场均3.8球/从未0-0/BTTS 75%)</w:t>
             </w:r>
           </w:p>
         </w:tc>
@@ -13217,7 +13382,7 @@
                 <w:sz w:val="16"/>
                 <w:szCs w:val="16"/>
               </w:rPr>
-              <w:t xml:space="preserve">法国 ★★★★</w:t>
+              <w:t xml:space="preserve">大球 ★★★</w:t>
             </w:r>
           </w:p>
         </w:tc>
@@ -13254,7 +13419,7 @@
                 <w:sz w:val="16"/>
                 <w:szCs w:val="16"/>
               </w:rPr>
-              <w:t xml:space="preserve">孔萨客串RB(CB非自然位置)→vs巴尔科拉/姆巴佩左路内切=对位断崖。这是SF后防线唯一的新弱点</w:t>
+              <w:t xml:space="preserve">但本场两队攻击线均大幅轮换→历史规律可能被削弱。&gt;2.5球~71%(低于历史92%但高于常规赛)</w:t>
             </w:r>
           </w:p>
         </w:tc>
@@ -13292,7 +13457,7 @@
                 <w:sz w:val="16"/>
                 <w:szCs w:val="16"/>
               </w:rPr>
-              <w:t xml:space="preserve">三四名决赛防守强度系统性下降</w:t>
+              <w:t xml:space="preserve">英格兰替补席攻击力——凯恩+贝林厄姆+戈登=15球</w:t>
             </w:r>
           </w:p>
         </w:tc>
@@ -13328,7 +13493,7 @@
                 <w:sz w:val="16"/>
                 <w:szCs w:val="16"/>
               </w:rPr>
-              <w:t xml:space="preserve">双方/大球 ★★★★★</w:t>
+              <w:t xml:space="preserve">英格兰 ★★★</w:t>
             </w:r>
           </w:p>
         </w:tc>
@@ -13364,7 +13529,7 @@
                 <w:sz w:val="16"/>
                 <w:szCs w:val="16"/>
               </w:rPr>
-              <w:t xml:space="preserve">压缩减少/回追不彻底/对抗强度下降→射门质量提升。BTTS从~55%→~75%。&gt;2.5球从~50%→~92%。不是猜测——是20场的统计规律</w:t>
+              <w:t xml:space="preserve">下半场三人组可同时上场。但替补出场时间有限(预计60'后)→影响&lt;首发。需要法国上半场未建立足够优势</w:t>
             </w:r>
           </w:p>
         </w:tc>
@@ -13403,7 +13568,7 @@
                 <w:sz w:val="16"/>
                 <w:szCs w:val="16"/>
               </w:rPr>
-              <w:t xml:space="preserve">贝林厄姆+凯恩SF双隐身后反弹动机</w:t>
+              <w:t xml:space="preserve">萨卡复出——但跟腱刚愈→状态未知</w:t>
             </w:r>
           </w:p>
         </w:tc>
@@ -13440,7 +13605,7 @@
                 <w:sz w:val="16"/>
                 <w:szCs w:val="16"/>
               </w:rPr>
-              <w:t xml:space="preserve">英格兰 ★★★</w:t>
+              <w:t xml:space="preserve">英格兰 ★★</w:t>
             </w:r>
           </w:p>
         </w:tc>
@@ -13477,7 +13642,7 @@
                 <w:sz w:val="16"/>
                 <w:szCs w:val="16"/>
               </w:rPr>
-              <w:t xml:space="preserve">三四名=低压力=反弹窗口。贝林厄姆6球追平莱因克尔→破纪录。但反弹不是自动的——需要队友给予空间</w:t>
+              <w:t xml:space="preserve">3球4助。但伤后首次出场→如果100%=game-changer；如果80%=特奥攻击力暴露萨卡防守</w:t>
             </w:r>
           </w:p>
         </w:tc>
@@ -13515,7 +13680,7 @@
                 <w:sz w:val="16"/>
                 <w:szCs w:val="16"/>
               </w:rPr>
-              <w:t xml:space="preserve">英格兰淘汰赛每场丢球(xGA 1.10)/从未零封淘汰赛对手</w:t>
+              <w:t xml:space="preserve">赖斯队长+亨德森首秀——英格兰中轴线经验断崖</w:t>
             </w:r>
           </w:p>
         </w:tc>
@@ -13587,7 +13752,7 @@
                 <w:sz w:val="16"/>
                 <w:szCs w:val="16"/>
               </w:rPr>
-              <w:t xml:space="preserve">巴拿马0射正除外。vs赛事xG最高的法国→几乎确定丢球——且可能不只1球</w:t>
+              <w:t xml:space="preserve">门将世界杯首秀+队长赖斯非100%。vs姆巴佩→亨德森从未面对过这个级别的射手</w:t>
             </w:r>
           </w:p>
         </w:tc>
@@ -13626,7 +13791,7 @@
                 <w:sz w:val="16"/>
                 <w:szCs w:val="16"/>
               </w:rPr>
-              <w:t xml:space="preserve">迈阿密高温高湿(32°C/湿度70%+)</w:t>
+              <w:t xml:space="preserve">登贝莱G/xG=4.03→均值回归。但本场替补</w:t>
             </w:r>
           </w:p>
         </w:tc>
@@ -13700,117 +13865,7 @@
                 <w:sz w:val="16"/>
                 <w:szCs w:val="16"/>
               </w:rPr>
-              <w:t xml:space="preserve">铁律10条件分支。如高温兑现→节奏下降/补水暂停增加→但三四名防守强度本就不高→净效应有限。非极端(与法国vs巴拉圭38°C不同)</w:t>
-            </w:r>
-          </w:p>
-        </w:tc>
-      </w:tr>
-      <w:tr>
-        <w:tc>
-          <w:tcPr>
-            <w:tcW w:type="dxa" w:w="5800"/>
-            <w:tcBorders>
-              <w:top w:val="single" w:color="CCCCCC" w:sz="1"/>
-              <w:left w:val="single" w:color="CCCCCC" w:sz="1"/>
-              <w:bottom w:val="single" w:color="CCCCCC" w:sz="1"/>
-              <w:right w:val="single" w:color="CCCCCC" w:sz="1"/>
-            </w:tcBorders>
-            <w:tcMar>
-              <w:top w:type="dxa" w:w="60"/>
-              <w:left w:type="dxa" w:w="100"/>
-              <w:bottom w:type="dxa" w:w="60"/>
-              <w:right w:type="dxa" w:w="100"/>
-            </w:tcMar>
-            <w:vAlign w:val="center"/>
-          </w:tcPr>
-          <w:p>
-            <w:pPr>
-              <w:jc w:val="left"/>
-            </w:pPr>
-            <w:r>
-              <w:rPr>
-                <w:rFonts w:ascii="Microsoft YaHei" w:cs="Microsoft YaHei" w:eastAsia="Microsoft YaHei" w:hAnsi="Microsoft YaHei"/>
-                <w:b/>
-                <w:bCs/>
-                <w:i w:val="false"/>
-                <w:iCs w:val="false"/>
-                <w:color w:val="333333"/>
-                <w:sz w:val="16"/>
-                <w:szCs w:val="16"/>
-              </w:rPr>
-              <w:t xml:space="preserve">登贝莱G/xG=4.03→三四名均值回归</w:t>
-            </w:r>
-          </w:p>
-        </w:tc>
-        <w:tc>
-          <w:tcPr>
-            <w:tcW w:type="dxa" w:w="1800"/>
-            <w:tcBorders>
-              <w:top w:val="single" w:color="CCCCCC" w:sz="1"/>
-              <w:left w:val="single" w:color="CCCCCC" w:sz="1"/>
-              <w:bottom w:val="single" w:color="CCCCCC" w:sz="1"/>
-              <w:right w:val="single" w:color="CCCCCC" w:sz="1"/>
-            </w:tcBorders>
-            <w:tcMar>
-              <w:top w:type="dxa" w:w="60"/>
-              <w:left w:type="dxa" w:w="100"/>
-              <w:bottom w:type="dxa" w:w="60"/>
-              <w:right w:type="dxa" w:w="100"/>
-            </w:tcMar>
-            <w:vAlign w:val="center"/>
-          </w:tcPr>
-          <w:p>
-            <w:pPr>
-              <w:jc w:val="left"/>
-            </w:pPr>
-            <w:r>
-              <w:rPr>
-                <w:rFonts w:ascii="Microsoft YaHei" w:cs="Microsoft YaHei" w:eastAsia="Microsoft YaHei" w:hAnsi="Microsoft YaHei"/>
-                <w:b w:val="false"/>
-                <w:bCs w:val="false"/>
-                <w:i w:val="false"/>
-                <w:iCs w:val="false"/>
-                <w:color w:val="333333"/>
-                <w:sz w:val="16"/>
-                <w:szCs w:val="16"/>
-              </w:rPr>
-              <w:t xml:space="preserve">英格兰(边际) ★★</w:t>
-            </w:r>
-          </w:p>
-        </w:tc>
-        <w:tc>
-          <w:tcPr>
-            <w:tcW w:type="dxa" w:w="6638"/>
-            <w:tcBorders>
-              <w:top w:val="single" w:color="CCCCCC" w:sz="1"/>
-              <w:left w:val="single" w:color="CCCCCC" w:sz="1"/>
-              <w:bottom w:val="single" w:color="CCCCCC" w:sz="1"/>
-              <w:right w:val="single" w:color="CCCCCC" w:sz="1"/>
-            </w:tcBorders>
-            <w:tcMar>
-              <w:top w:type="dxa" w:w="60"/>
-              <w:left w:type="dxa" w:w="100"/>
-              <w:bottom w:type="dxa" w:w="60"/>
-              <w:right w:type="dxa" w:w="100"/>
-            </w:tcMar>
-            <w:vAlign w:val="center"/>
-          </w:tcPr>
-          <w:p>
-            <w:pPr>
-              <w:jc w:val="left"/>
-            </w:pPr>
-            <w:r>
-              <w:rPr>
-                <w:rFonts w:ascii="Microsoft YaHei" w:cs="Microsoft YaHei" w:eastAsia="Microsoft YaHei" w:hAnsi="Microsoft YaHei"/>
-                <w:b w:val="false"/>
-                <w:bCs w:val="false"/>
-                <w:i w:val="false"/>
-                <w:iCs w:val="false"/>
-                <w:color w:val="333333"/>
-                <w:sz w:val="16"/>
-                <w:szCs w:val="16"/>
-              </w:rPr>
-              <w:t xml:space="preserve">如果登贝莱回归→法国第二得分点减弱→更依赖姆巴佩一人。但三四名开放性质可能同时帮助他</w:t>
+              <w:t xml:space="preserve">无首发影响。但如果下半场替补上场→回归风险仍存</w:t>
             </w:r>
           </w:p>
         </w:tc>
@@ -13837,7 +13892,7 @@
           <w:sz w:val="30"/>
           <w:szCs w:val="30"/>
         </w:rPr>
-        <w:t xml:space="preserve">强队三类分法</w:t>
+        <w:t xml:space="preserve">强队三类分法 (v29首发确认版)</w:t>
       </w:r>
     </w:p>
     <w:p>
@@ -13856,7 +13911,7 @@
           <w:sz w:val="18"/>
           <w:szCs w:val="18"/>
         </w:rPr>
-        <w:t xml:space="preserve">1.13:1身价比→几乎均势。三四名决赛特殊: 防守强度下降→超级巨星个人能力更容易兑现。历史上三四名决赛金靴破门先例: 方丹1958(4球)/席拉奇1990/苏克1998/穆勒2010。姆巴佩在三四名决赛进球的概率&gt;50%。</w:t>
+        <w:t xml:space="preserve">首发确认后英格兰从超巨型→体系型。全主力英格兰=超级巨星型(贝林厄姆€180M+凯恩€90M+萨卡€150M+赖斯€110M)。但本场凯恩(6球)+贝林厄姆(6球)替补→首发攻击力仅保留~20%。法国虽也7人轮换但姆巴佩保留=超巨核心仍在。</w:t>
       </w:r>
     </w:p>
     <w:tbl>
@@ -14135,7 +14190,7 @@
                 <w:sz w:val="16"/>
                 <w:szCs w:val="16"/>
               </w:rPr>
-              <w:t xml:space="preserve">超巨数量(不同进攻角色)</w:t>
+              <w:t xml:space="preserve">首发超巨(不同进攻角色)</w:t>
             </w:r>
           </w:p>
         </w:tc>
@@ -14171,7 +14226,7 @@
                 <w:sz w:val="16"/>
                 <w:szCs w:val="16"/>
               </w:rPr>
-              <w:t xml:space="preserve">姆巴佩(€200M/CF)+登贝莱(€60M/RW)+楚阿梅尼(€100M/DM)+奥利塞(€65M/AM)→4人。姆巴佩=金靴+最后机会</w:t>
+              <w:t xml:space="preserve">姆巴佩(€200M/CF)→1人。登贝莱(5球)替补/楚阿梅尼替补→首发超巨密度下降</w:t>
             </w:r>
           </w:p>
         </w:tc>
@@ -14207,7 +14262,7 @@
                 <w:sz w:val="16"/>
                 <w:szCs w:val="16"/>
               </w:rPr>
-              <w:t xml:space="preserve">贝林厄姆(€180M/AM)+凯恩(€90M/CF)+赖斯(€110M/DM→存疑)+萨卡(€150M/RW→存疑)→3-4人</w:t>
+              <w:t xml:space="preserve">赖斯(€110M/DM)+萨卡(€150M/RW→刚伤愈)→1-2人。凯恩(€90M)+贝林厄姆(€180M)替补</w:t>
             </w:r>
           </w:p>
         </w:tc>
@@ -14283,7 +14338,7 @@
                 <w:sz w:val="16"/>
                 <w:szCs w:val="16"/>
               </w:rPr>
-              <w:t xml:space="preserve">超级巨星型(姆巴佩金靴动机+德尚告别)</w:t>
+              <w:t xml:space="preserve">超级巨星型(姆巴佩一人可改变比赛)</w:t>
             </w:r>
           </w:p>
         </w:tc>
@@ -14320,7 +14375,7 @@
                 <w:sz w:val="16"/>
                 <w:szCs w:val="16"/>
               </w:rPr>
-              <w:t xml:space="preserve">超级巨星型(贝林厄姆反弹+凯恩反弹)SF两位均隐身→三四名回归动力</w:t>
+              <w:t xml:space="preserve">🆕 降级为体系型(凯恩+贝林厄姆替补→首发无超巨级终结者)</w:t>
             </w:r>
           </w:p>
         </w:tc>
@@ -14347,7 +14402,7 @@
           <w:sz w:val="30"/>
           <w:szCs w:val="30"/>
         </w:rPr>
-        <w:t xml:space="preserve">伤病/停赛 (7/16更新——含铁律11双风险标注)</w:t>
+        <w:t xml:space="preserve">伤病/停赛/轮换 (7/19 01:30 最终更新——首发确认)</w:t>
       </w:r>
     </w:p>
     <w:p>
@@ -14366,7 +14421,7 @@
           <w:sz w:val="18"/>
           <w:szCs w:val="18"/>
         </w:rPr>
-        <w:t xml:space="preserve">铁律11适用: 詹姆斯SF 82'伤退→刚伤愈+再伤=双风险——出场概率&lt;50%。萨卡跟腱→仅可替补20-30分钟。萨利巴背部→三四名轮换候选(类似SF前已存疑→三四名不值得冒险)。</w:t>
+        <w:t xml:space="preserve">核心不是伤病——是轮换。法国7人轮换(登贝莱5球/楚阿梅尼€100M/萨利巴/于帕/孔德/迪涅/巴尔科拉→替补)。英格兰7人轮换(凯恩6球/贝林厄姆6球/戈登3球/皮克福德/斯通斯→替补)。两队轮换幅度远超原预测。</w:t>
       </w:r>
     </w:p>
     <w:tbl>
@@ -14645,7 +14700,7 @@
                 <w:sz w:val="16"/>
                 <w:szCs w:val="16"/>
               </w:rPr>
-              <w:t xml:space="preserve">[背部→存疑] SF前不适→坚持首发→三四名轮换风险↑。替补: 科纳特(€35M→更快但经验少)</w:t>
+              <w:t xml:space="preserve">[背部→替补可用] SF背部不适被换下→三四名替补。拉克鲁瓦首发</w:t>
             </w:r>
           </w:p>
         </w:tc>
@@ -14682,7 +14737,7 @@
                 <w:sz w:val="16"/>
                 <w:szCs w:val="16"/>
               </w:rPr>
-              <w:t xml:space="preserve">★★★</w:t>
+              <w:t xml:space="preserve">★★</w:t>
             </w:r>
           </w:p>
         </w:tc>
@@ -14720,7 +14775,7 @@
                 <w:sz w:val="16"/>
                 <w:szCs w:val="16"/>
               </w:rPr>
-              <w:t xml:space="preserve">法国</w:t>
+              <w:t xml:space="preserve">英格兰</w:t>
             </w:r>
           </w:p>
         </w:tc>
@@ -14756,7 +14811,7 @@
                 <w:sz w:val="16"/>
                 <w:szCs w:val="16"/>
               </w:rPr>
-              <w:t xml:space="preserve">姆巴佩</w:t>
+              <w:t xml:space="preserve">梅努</w:t>
             </w:r>
           </w:p>
         </w:tc>
@@ -14792,7 +14847,7 @@
                 <w:sz w:val="16"/>
                 <w:szCs w:val="16"/>
               </w:rPr>
-              <w:t xml:space="preserve">[确认] QF脚踝轻微扭伤→SF打满全场→现在完全健康。无需轮换</w:t>
+              <w:t xml:space="preserve">[赛前伤退→未进名单] 原本可能的轮换首发→缺席</w:t>
             </w:r>
           </w:p>
         </w:tc>
@@ -14828,7 +14883,7 @@
                 <w:sz w:val="16"/>
                 <w:szCs w:val="16"/>
               </w:rPr>
-              <w:t xml:space="preserve">—</w:t>
+              <w:t xml:space="preserve">★★</w:t>
             </w:r>
           </w:p>
         </w:tc>
@@ -14941,7 +14996,7 @@
                 <w:sz w:val="16"/>
                 <w:szCs w:val="16"/>
               </w:rPr>
-              <w:t xml:space="preserve">[伤退] SF 82'伤退→刚伤愈再伤=[再伤风险↑]。出场概率&lt;50%。替补: 孔萨(€25M/CB客串RB→非自然位置)</w:t>
+              <w:t xml:space="preserve">[肌肉→替补可用] SF 82'伤退→替补。匡萨首发</w:t>
             </w:r>
           </w:p>
         </w:tc>
@@ -14978,7 +15033,7 @@
                 <w:sz w:val="16"/>
                 <w:szCs w:val="16"/>
               </w:rPr>
-              <w:t xml:space="preserve">★★★★</w:t>
+              <w:t xml:space="preserve">★</w:t>
             </w:r>
           </w:p>
         </w:tc>
@@ -15052,7 +15107,7 @@
                 <w:sz w:val="16"/>
                 <w:szCs w:val="16"/>
               </w:rPr>
-              <w:t xml:space="preserve">萨卡</w:t>
+              <w:t xml:space="preserve">乔丹·亨德森</w:t>
             </w:r>
           </w:p>
         </w:tc>
@@ -15088,303 +15143,7 @@
                 <w:sz w:val="16"/>
                 <w:szCs w:val="16"/>
               </w:rPr>
-              <w:t xml:space="preserve">[存疑] 跟腱伤→SF未出场→三四名替补20-30分钟=[再伤风险↑]。替补: 马杜埃克/罗杰斯继续首发</w:t>
-            </w:r>
-          </w:p>
-        </w:tc>
-        <w:tc>
-          <w:tcPr>
-            <w:tcW w:type="dxa" w:w="4638"/>
-            <w:tcBorders>
-              <w:top w:val="single" w:color="CCCCCC" w:sz="1"/>
-              <w:left w:val="single" w:color="CCCCCC" w:sz="1"/>
-              <w:bottom w:val="single" w:color="CCCCCC" w:sz="1"/>
-              <w:right w:val="single" w:color="CCCCCC" w:sz="1"/>
-            </w:tcBorders>
-            <w:tcMar>
-              <w:top w:type="dxa" w:w="60"/>
-              <w:left w:type="dxa" w:w="100"/>
-              <w:bottom w:type="dxa" w:w="60"/>
-              <w:right w:type="dxa" w:w="100"/>
-            </w:tcMar>
-            <w:vAlign w:val="center"/>
-          </w:tcPr>
-          <w:p>
-            <w:pPr>
-              <w:jc w:val="left"/>
-            </w:pPr>
-            <w:r>
-              <w:rPr>
-                <w:rFonts w:ascii="Microsoft YaHei" w:cs="Microsoft YaHei" w:eastAsia="Microsoft YaHei" w:hAnsi="Microsoft YaHei"/>
-                <w:b w:val="false"/>
-                <w:bCs w:val="false"/>
-                <w:i w:val="false"/>
-                <w:iCs w:val="false"/>
-                <w:color w:val="333333"/>
-                <w:sz w:val="16"/>
-                <w:szCs w:val="16"/>
-              </w:rPr>
-              <w:t xml:space="preserve">★★★</w:t>
-            </w:r>
-          </w:p>
-        </w:tc>
-      </w:tr>
-      <w:tr>
-        <w:tc>
-          <w:tcPr>
-            <w:tcW w:type="dxa" w:w="1200"/>
-            <w:tcBorders>
-              <w:top w:val="single" w:color="CCCCCC" w:sz="1"/>
-              <w:left w:val="single" w:color="CCCCCC" w:sz="1"/>
-              <w:bottom w:val="single" w:color="CCCCCC" w:sz="1"/>
-              <w:right w:val="single" w:color="CCCCCC" w:sz="1"/>
-            </w:tcBorders>
-            <w:shd w:fill="F2F2F2" w:val="clear"/>
-            <w:tcMar>
-              <w:top w:type="dxa" w:w="60"/>
-              <w:left w:type="dxa" w:w="100"/>
-              <w:bottom w:type="dxa" w:w="60"/>
-              <w:right w:type="dxa" w:w="100"/>
-            </w:tcMar>
-            <w:vAlign w:val="center"/>
-          </w:tcPr>
-          <w:p>
-            <w:pPr>
-              <w:jc w:val="left"/>
-            </w:pPr>
-            <w:r>
-              <w:rPr>
-                <w:rFonts w:ascii="Microsoft YaHei" w:cs="Microsoft YaHei" w:eastAsia="Microsoft YaHei" w:hAnsi="Microsoft YaHei"/>
-                <w:b w:val="false"/>
-                <w:bCs w:val="false"/>
-                <w:i w:val="false"/>
-                <w:iCs w:val="false"/>
-                <w:color w:val="333333"/>
-                <w:sz w:val="16"/>
-                <w:szCs w:val="16"/>
-              </w:rPr>
-              <w:t xml:space="preserve">英格兰</w:t>
-            </w:r>
-          </w:p>
-        </w:tc>
-        <w:tc>
-          <w:tcPr>
-            <w:tcW w:type="dxa" w:w="3800"/>
-            <w:tcBorders>
-              <w:top w:val="single" w:color="CCCCCC" w:sz="1"/>
-              <w:left w:val="single" w:color="CCCCCC" w:sz="1"/>
-              <w:bottom w:val="single" w:color="CCCCCC" w:sz="1"/>
-              <w:right w:val="single" w:color="CCCCCC" w:sz="1"/>
-            </w:tcBorders>
-            <w:shd w:fill="F2F2F2" w:val="clear"/>
-            <w:tcMar>
-              <w:top w:type="dxa" w:w="60"/>
-              <w:left w:type="dxa" w:w="100"/>
-              <w:bottom w:type="dxa" w:w="60"/>
-              <w:right w:type="dxa" w:w="100"/>
-            </w:tcMar>
-            <w:vAlign w:val="center"/>
-          </w:tcPr>
-          <w:p>
-            <w:pPr>
-              <w:jc w:val="left"/>
-            </w:pPr>
-            <w:r>
-              <w:rPr>
-                <w:rFonts w:ascii="Microsoft YaHei" w:cs="Microsoft YaHei" w:eastAsia="Microsoft YaHei" w:hAnsi="Microsoft YaHei"/>
-                <w:b w:val="false"/>
-                <w:bCs w:val="false"/>
-                <w:i w:val="false"/>
-                <w:iCs w:val="false"/>
-                <w:color w:val="333333"/>
-                <w:sz w:val="16"/>
-                <w:szCs w:val="16"/>
-              </w:rPr>
-              <w:t xml:space="preserve">匡萨</w:t>
-            </w:r>
-          </w:p>
-        </w:tc>
-        <w:tc>
-          <w:tcPr>
-            <w:tcW w:type="dxa" w:w="4600"/>
-            <w:tcBorders>
-              <w:top w:val="single" w:color="CCCCCC" w:sz="1"/>
-              <w:left w:val="single" w:color="CCCCCC" w:sz="1"/>
-              <w:bottom w:val="single" w:color="CCCCCC" w:sz="1"/>
-              <w:right w:val="single" w:color="CCCCCC" w:sz="1"/>
-            </w:tcBorders>
-            <w:shd w:fill="F2F2F2" w:val="clear"/>
-            <w:tcMar>
-              <w:top w:type="dxa" w:w="60"/>
-              <w:left w:type="dxa" w:w="100"/>
-              <w:bottom w:type="dxa" w:w="60"/>
-              <w:right w:type="dxa" w:w="100"/>
-            </w:tcMar>
-            <w:vAlign w:val="center"/>
-          </w:tcPr>
-          <w:p>
-            <w:pPr>
-              <w:jc w:val="left"/>
-            </w:pPr>
-            <w:r>
-              <w:rPr>
-                <w:rFonts w:ascii="Microsoft YaHei" w:cs="Microsoft YaHei" w:eastAsia="Microsoft YaHei" w:hAnsi="Microsoft YaHei"/>
-                <w:b w:val="false"/>
-                <w:bCs w:val="false"/>
-                <w:i w:val="false"/>
-                <w:iCs w:val="false"/>
-                <w:color w:val="333333"/>
-                <w:sz w:val="16"/>
-                <w:szCs w:val="16"/>
-              </w:rPr>
-              <w:t xml:space="preserve">[停赛→第2场] 红牌2场禁赛——无影响</w:t>
-            </w:r>
-          </w:p>
-        </w:tc>
-        <w:tc>
-          <w:tcPr>
-            <w:tcW w:type="dxa" w:w="4638"/>
-            <w:tcBorders>
-              <w:top w:val="single" w:color="CCCCCC" w:sz="1"/>
-              <w:left w:val="single" w:color="CCCCCC" w:sz="1"/>
-              <w:bottom w:val="single" w:color="CCCCCC" w:sz="1"/>
-              <w:right w:val="single" w:color="CCCCCC" w:sz="1"/>
-            </w:tcBorders>
-            <w:shd w:fill="F2F2F2" w:val="clear"/>
-            <w:tcMar>
-              <w:top w:type="dxa" w:w="60"/>
-              <w:left w:type="dxa" w:w="100"/>
-              <w:bottom w:type="dxa" w:w="60"/>
-              <w:right w:type="dxa" w:w="100"/>
-            </w:tcMar>
-            <w:vAlign w:val="center"/>
-          </w:tcPr>
-          <w:p>
-            <w:pPr>
-              <w:jc w:val="left"/>
-            </w:pPr>
-            <w:r>
-              <w:rPr>
-                <w:rFonts w:ascii="Microsoft YaHei" w:cs="Microsoft YaHei" w:eastAsia="Microsoft YaHei" w:hAnsi="Microsoft YaHei"/>
-                <w:b w:val="false"/>
-                <w:bCs w:val="false"/>
-                <w:i w:val="false"/>
-                <w:iCs w:val="false"/>
-                <w:color w:val="333333"/>
-                <w:sz w:val="16"/>
-                <w:szCs w:val="16"/>
-              </w:rPr>
-              <w:t xml:space="preserve">★</w:t>
-            </w:r>
-          </w:p>
-        </w:tc>
-      </w:tr>
-      <w:tr>
-        <w:tc>
-          <w:tcPr>
-            <w:tcW w:type="dxa" w:w="1200"/>
-            <w:tcBorders>
-              <w:top w:val="single" w:color="CCCCCC" w:sz="1"/>
-              <w:left w:val="single" w:color="CCCCCC" w:sz="1"/>
-              <w:bottom w:val="single" w:color="CCCCCC" w:sz="1"/>
-              <w:right w:val="single" w:color="CCCCCC" w:sz="1"/>
-            </w:tcBorders>
-            <w:tcMar>
-              <w:top w:type="dxa" w:w="60"/>
-              <w:left w:type="dxa" w:w="100"/>
-              <w:bottom w:type="dxa" w:w="60"/>
-              <w:right w:type="dxa" w:w="100"/>
-            </w:tcMar>
-            <w:vAlign w:val="center"/>
-          </w:tcPr>
-          <w:p>
-            <w:pPr>
-              <w:jc w:val="left"/>
-            </w:pPr>
-            <w:r>
-              <w:rPr>
-                <w:rFonts w:ascii="Microsoft YaHei" w:cs="Microsoft YaHei" w:eastAsia="Microsoft YaHei" w:hAnsi="Microsoft YaHei"/>
-                <w:b w:val="false"/>
-                <w:bCs w:val="false"/>
-                <w:i w:val="false"/>
-                <w:iCs w:val="false"/>
-                <w:color w:val="333333"/>
-                <w:sz w:val="16"/>
-                <w:szCs w:val="16"/>
-              </w:rPr>
-              <w:t xml:space="preserve">英格兰</w:t>
-            </w:r>
-          </w:p>
-        </w:tc>
-        <w:tc>
-          <w:tcPr>
-            <w:tcW w:type="dxa" w:w="3800"/>
-            <w:tcBorders>
-              <w:top w:val="single" w:color="CCCCCC" w:sz="1"/>
-              <w:left w:val="single" w:color="CCCCCC" w:sz="1"/>
-              <w:bottom w:val="single" w:color="CCCCCC" w:sz="1"/>
-              <w:right w:val="single" w:color="CCCCCC" w:sz="1"/>
-            </w:tcBorders>
-            <w:tcMar>
-              <w:top w:type="dxa" w:w="60"/>
-              <w:left w:type="dxa" w:w="100"/>
-              <w:bottom w:type="dxa" w:w="60"/>
-              <w:right w:type="dxa" w:w="100"/>
-            </w:tcMar>
-            <w:vAlign w:val="center"/>
-          </w:tcPr>
-          <w:p>
-            <w:pPr>
-              <w:jc w:val="left"/>
-            </w:pPr>
-            <w:r>
-              <w:rPr>
-                <w:rFonts w:ascii="Microsoft YaHei" w:cs="Microsoft YaHei" w:eastAsia="Microsoft YaHei" w:hAnsi="Microsoft YaHei"/>
-                <w:b w:val="false"/>
-                <w:bCs w:val="false"/>
-                <w:i w:val="false"/>
-                <w:iCs w:val="false"/>
-                <w:color w:val="333333"/>
-                <w:sz w:val="16"/>
-                <w:szCs w:val="16"/>
-              </w:rPr>
-              <w:t xml:space="preserve">亨德森</w:t>
-            </w:r>
-          </w:p>
-        </w:tc>
-        <w:tc>
-          <w:tcPr>
-            <w:tcW w:type="dxa" w:w="4600"/>
-            <w:tcBorders>
-              <w:top w:val="single" w:color="CCCCCC" w:sz="1"/>
-              <w:left w:val="single" w:color="CCCCCC" w:sz="1"/>
-              <w:bottom w:val="single" w:color="CCCCCC" w:sz="1"/>
-              <w:right w:val="single" w:color="CCCCCC" w:sz="1"/>
-            </w:tcBorders>
-            <w:tcMar>
-              <w:top w:type="dxa" w:w="60"/>
-              <w:left w:type="dxa" w:w="100"/>
-              <w:bottom w:type="dxa" w:w="60"/>
-              <w:right w:type="dxa" w:w="100"/>
-            </w:tcMar>
-            <w:vAlign w:val="center"/>
-          </w:tcPr>
-          <w:p>
-            <w:pPr>
-              <w:jc w:val="left"/>
-            </w:pPr>
-            <w:r>
-              <w:rPr>
-                <w:rFonts w:ascii="Microsoft YaHei" w:cs="Microsoft YaHei" w:eastAsia="Microsoft YaHei" w:hAnsi="Microsoft YaHei"/>
-                <w:b w:val="false"/>
-                <w:bCs w:val="false"/>
-                <w:i w:val="false"/>
-                <w:iCs w:val="false"/>
-                <w:color w:val="333333"/>
-                <w:sz w:val="16"/>
-                <w:szCs w:val="16"/>
-              </w:rPr>
-              <w:t xml:space="preserve">[赛毕] 骨折→手术→比赛结束——无影响</w:t>
+              <w:t xml:space="preserve">[骨折→替补可用] 手术恢复→替补</w:t>
             </w:r>
           </w:p>
         </w:tc>
@@ -16607,7 +16366,7 @@
           <w:sz w:val="30"/>
           <w:szCs w:val="30"/>
         </w:rPr>
-        <w:t xml:space="preserve">比分预测 — 为什么首选 法国 2-1 (~20%) [三四名决赛历史+知行合一]</w:t>
+        <w:t xml:space="preserve">比分预测 — 为什么首选 法国 2-1 (~18%) [首发确认后调整]</w:t>
       </w:r>
     </w:p>
     <w:p>
@@ -16626,7 +16385,7 @@
           <w:sz w:val="18"/>
           <w:szCs w:val="18"/>
         </w:rPr>
-        <w:t xml:space="preserve">法国vs西班牙+英格兰vs阿根廷双复盘核心: 知行合一。本场法国优势(姆巴佩金靴+德尚告别+xG 2.23 vs 英格兰xGA 1.10→≥2球概率高)+三四名决赛历史模式(BTTS 75%/&gt;2.5球92%/场均3.8球/法国2-1是三四名决赛最常见的比分模式)→法国2-1是最合理首选(20%)。</w:t>
+        <w:t xml:space="preserve">v29核心调整: 首发确认后法国常规时间胜从~48%→~67%。姆巴佩唯一超巨首发+凯恩/贝林厄姆替补=上半场法国应建立优势。但下半场英格兰15球替补席可上场→BTTS仍高。首选法国2-1(~18%)——三四名决赛最经典比分+英格兰下半场追一球的路径。</w:t>
       </w:r>
     </w:p>
     <w:p>
@@ -16645,7 +16404,7 @@
           <w:sz w:val="18"/>
           <w:szCs w:val="18"/>
         </w:rPr>
-        <w:t xml:space="preserve">1. 三四名决赛历史进球率: 20场从未0-0/场均3.8球/BTTS 75%/&gt;2.5球92%。法国2-1=最常见的三四名决赛比分(近5届有3次2-1结果)。</w:t>
+        <w:t xml:space="preserve">1. 姆巴佩唯一超巨首发 vs 英格兰0超巨首发: 场上进球比9球 vs 3球。姆巴佩8球&gt;英格兰全首发合计。上半场法国最可能建立领先。</w:t>
       </w:r>
     </w:p>
     <w:p>
@@ -16664,7 +16423,7 @@
           <w:sz w:val="18"/>
           <w:szCs w:val="18"/>
         </w:rPr>
-        <w:t xml:space="preserve">2. 法国攻击力(xG 2.23赛事第一) vs 英格兰防线(xGA 1.10/淘汰赛场场丢球): SF被零封是西班牙特定的——英格兰没有这套体系。三四名防守强度↓→法国xG预期上调20-30%。</w:t>
+        <w:t xml:space="preserve">2. 三四名决赛历史规律: 场均3.8球/从未0-0/BTTS 75%。但本场攻击力均下降→净效应: &gt;2.5球~71%(低于92%但仍高)。</w:t>
       </w:r>
     </w:p>
     <w:p>
@@ -16683,7 +16442,7 @@
           <w:sz w:val="18"/>
           <w:szCs w:val="18"/>
         </w:rPr>
-        <w:t xml:space="preserve">3. 但英格兰会进球: 法国xGA 0.62含小组赛弱队——SF西班牙打出1.63 xGA揭示了对强攻击力的底线。凯恩+贝林厄姆SF双隐身后反弹。三四名BTTS 75%。</w:t>
+        <w:t xml:space="preserve">3. 下半场凯恩+贝林厄姆必上: 15球替补席→英格兰大概率下半场进球。法国零封概率仅~20%。但替补出场时间有限(60'后)→上半场劣势难完全逆转。</w:t>
       </w:r>
     </w:p>
     <w:p>
@@ -16702,7 +16461,7 @@
           <w:sz w:val="18"/>
           <w:szCs w:val="18"/>
         </w:rPr>
-        <w:t xml:space="preserve">4. 姆巴佩金靴+德尚告别=法国最强的动机组合: 姆巴佩周六先踢、梅西周日决赛。每多进一球→梅西需要多追一球。助攻目前姆巴佩3-2领先→同进球时姆巴佩胜。但主动权不在他——先射箭、后等结果。德尚最后一战→全队围绕他构建进攻。</w:t>
+        <w:t xml:space="preserve">4. 法国2-0概率上调: 如果英格兰首发攻击力真的无法破门→凯恩+贝林厄姆70'后才上→为时已晚。法国2-0(~15%)是v29第二高概率比分。</w:t>
       </w:r>
     </w:p>
     <w:p>
@@ -16721,26 +16480,7 @@
           <w:sz w:val="18"/>
           <w:szCs w:val="18"/>
         </w:rPr>
-        <w:t xml:space="preserve">5. 里斯·詹姆斯伤退→英格兰RB真空: 孔萨(CB)vs姆巴佩左路内切+巴尔科拉速度=对位断崖→法国左路攻击力最大化。</w:t>
-      </w:r>
-    </w:p>
-    <w:p>
-      <w:pPr>
-        <w:spacing w:after="60" w:before="0"/>
-        <w:jc w:val="left"/>
-      </w:pPr>
-      <w:r>
-        <w:rPr>
-          <w:rFonts w:ascii="Microsoft YaHei" w:cs="Microsoft YaHei" w:eastAsia="Microsoft YaHei" w:hAnsi="Microsoft YaHei"/>
-          <w:b w:val="false"/>
-          <w:bCs w:val="false"/>
-          <w:i w:val="false"/>
-          <w:iCs w:val="false"/>
-          <w:color w:val="1A1A2E"/>
-          <w:sz w:val="18"/>
-          <w:szCs w:val="18"/>
-        </w:rPr>
-        <w:t xml:space="preserve">6. 1-0概率下调——三四名决赛≠淘汰赛: 铁律15的核心前提(淘汰赛双方谨慎→1-0=27%最常见比分)在三四名决赛中不成立。无淘汰压力→防守强度系统性下降→1-0概率约3-5%而非10-15%。列入仅出于完整性——不做淘汰赛级别的概率权重。</w:t>
+        <w:t xml:space="preserve">5. 双方防线均轮换: 法国后防4人全换+英格兰门将首秀→双方都会丢球。但法国有姆巴佩→更可能进更多。</w:t>
       </w:r>
     </w:p>
     <w:p>
@@ -16759,7 +16499,7 @@
           <w:sz w:val="18"/>
           <w:szCs w:val="18"/>
         </w:rPr>
-        <w:t xml:space="preserve">[综合] 法国常规时间胜~48%, 英格兰~28%, 平局~24%。法国铜牌~65%(含加时/点球)。首选法国2-1(~20%)——三四名决赛历史规律+姆巴佩金靴+德尚告别。这场比赛的核心原则: 相信历史数据——三四名决赛是世界杯最高进球的比赛类型。</w:t>
+        <w:t xml:space="preserve">[综合] 法国常规时间胜~67%, 平局~15%, 英格兰胜~8%。法国铜牌~72%。首选法国2-1(~18%)。核心矛盾: 上半场法国占优 vs 下半场英格兰替补反扑。如果法国上半场进2+球→比赛结束。如果上半场0-0或1-1→下半场凯恩+贝林厄姆上场后任何事都可能发生。</w:t>
       </w:r>
     </w:p>
     <w:p>
@@ -16783,7 +16523,7 @@
           <w:sz w:val="24"/>
           <w:szCs w:val="24"/>
         </w:rPr>
-        <w:t xml:space="preserve">比分详情 (概率自洽: BTTS 80% &gt; &gt;2.5 69% &gt; &gt;3.5 34%)</w:t>
+        <w:t xml:space="preserve">比分详情 (概率自洽: BTTS 65% &gt; &gt;2.5 71% &gt; &gt;3.5 36%)</w:t>
       </w:r>
     </w:p>
     <w:tbl>
@@ -17100,7 +16840,7 @@
                 <w:sz w:val="16"/>
                 <w:szCs w:val="16"/>
               </w:rPr>
-              <w:t xml:space="preserve">~20%</w:t>
+              <w:t xml:space="preserve">~18%</w:t>
             </w:r>
           </w:p>
         </w:tc>
@@ -17137,7 +16877,7 @@
                 <w:sz w:val="16"/>
                 <w:szCs w:val="16"/>
               </w:rPr>
-              <w:t xml:space="preserve">1-0或0-0</w:t>
+              <w:t xml:space="preserve">1-0</w:t>
             </w:r>
           </w:p>
         </w:tc>
@@ -17174,7 +16914,7 @@
                 <w:sz w:val="16"/>
                 <w:szCs w:val="16"/>
               </w:rPr>
-              <w:t xml:space="preserve">姆巴佩(内切vs孔萨或点球)/凯恩(头球vs萨利巴背部不适)/姆巴佩(第二球——金靴加成)。三四名经典模式</w:t>
+              <w:t xml:space="preserve">姆巴佩(内切vs孔萨)/凯恩(替补上场头球)/姆巴佩(第二球)。法国上半场领先→英格兰下半场追回一球</w:t>
             </w:r>
           </w:p>
         </w:tc>
@@ -17250,7 +16990,7 @@
                 <w:sz w:val="16"/>
                 <w:szCs w:val="16"/>
               </w:rPr>
-              <w:t xml:space="preserve">法国 3-1 英格兰</w:t>
+              <w:t xml:space="preserve">🆕 法国 2-0 英格兰</w:t>
             </w:r>
           </w:p>
         </w:tc>
@@ -17287,7 +17027,7 @@
                 <w:sz w:val="16"/>
                 <w:szCs w:val="16"/>
               </w:rPr>
-              <w:t xml:space="preserve">~12%</w:t>
+              <w:t xml:space="preserve">~15%</w:t>
             </w:r>
           </w:p>
         </w:tc>
@@ -17324,7 +17064,7 @@
                 <w:sz w:val="16"/>
                 <w:szCs w:val="16"/>
               </w:rPr>
-              <w:t xml:space="preserve">1-0</w:t>
+              <w:t xml:space="preserve">0-0</w:t>
             </w:r>
           </w:p>
         </w:tc>
@@ -17361,7 +17101,7 @@
                 <w:sz w:val="16"/>
                 <w:szCs w:val="16"/>
               </w:rPr>
-              <w:t xml:space="preserve">姆巴佩x2+登贝莱(均值回归仍进1球)/凯恩(点球或头球)</w:t>
+              <w:t xml:space="preserve">姆巴佩x2。英格兰首发攻击力不足→无法破门。上调因英格兰攻击力真空</w:t>
             </w:r>
           </w:p>
         </w:tc>
@@ -17435,7 +17175,7 @@
                 <w:sz w:val="16"/>
                 <w:szCs w:val="16"/>
               </w:rPr>
-              <w:t xml:space="preserve">英格兰 2-1 法国</w:t>
+              <w:t xml:space="preserve">法国 3-1 英格兰</w:t>
             </w:r>
           </w:p>
         </w:tc>
@@ -17507,7 +17247,7 @@
                 <w:sz w:val="16"/>
                 <w:szCs w:val="16"/>
               </w:rPr>
-              <w:t xml:space="preserve">0-1</w:t>
+              <w:t xml:space="preserve">1-0</w:t>
             </w:r>
           </w:p>
         </w:tc>
@@ -17543,7 +17283,7 @@
                 <w:sz w:val="16"/>
                 <w:szCs w:val="16"/>
               </w:rPr>
-              <w:t xml:space="preserve">凯恩(头球反弹)+贝林厄姆(后插上)/姆巴佩(金靴安慰球)。贝林厄姆+凯恩双反弹</w:t>
+              <w:t xml:space="preserve">姆巴佩+杜埃+登贝莱(替补)/萨卡。法国攻击力全面兑现</w:t>
             </w:r>
           </w:p>
         </w:tc>
@@ -17619,7 +17359,7 @@
                 <w:sz w:val="16"/>
                 <w:szCs w:val="16"/>
               </w:rPr>
-              <w:t xml:space="preserve">1-1 (加时→任何)</w:t>
+              <w:t xml:space="preserve">🆕 英格兰 2-1 法国</w:t>
             </w:r>
           </w:p>
         </w:tc>
@@ -17693,7 +17433,7 @@
                 <w:sz w:val="16"/>
                 <w:szCs w:val="16"/>
               </w:rPr>
-              <w:t xml:space="preserve">0-0</w:t>
+              <w:t xml:space="preserve">0-1</w:t>
             </w:r>
           </w:p>
         </w:tc>
@@ -17730,7 +17470,7 @@
                 <w:sz w:val="16"/>
                 <w:szCs w:val="16"/>
               </w:rPr>
-              <w:t xml:space="preserve">姆巴佩/凯恩。双方各进1球→加时→高温→点球。三四名平局率~25%→1-1最常见平局。满足BTTS但不满足&gt;2.5</w:t>
+              <w:t xml:space="preserve">拉什福德(反击)+凯恩(替补)/姆巴佩。下半场双雄逆转。下调因首发攻击力不足</w:t>
             </w:r>
           </w:p>
         </w:tc>
@@ -17804,7 +17544,7 @@
                 <w:sz w:val="16"/>
                 <w:szCs w:val="16"/>
               </w:rPr>
-              <w:t xml:space="preserve">法国 2-0 英格兰</w:t>
+              <w:t xml:space="preserve">1-1 (加时→任何)</w:t>
             </w:r>
           </w:p>
         </w:tc>
@@ -17840,7 +17580,7 @@
                 <w:sz w:val="16"/>
                 <w:szCs w:val="16"/>
               </w:rPr>
-              <w:t xml:space="preserve">~7%</w:t>
+              <w:t xml:space="preserve">~10%</w:t>
             </w:r>
           </w:p>
         </w:tc>
@@ -17912,7 +17652,7 @@
                 <w:sz w:val="16"/>
                 <w:szCs w:val="16"/>
               </w:rPr>
-              <w:t xml:space="preserve">姆巴佩x2(金靴双响)。法国罕见零封</w:t>
+              <w:t xml:space="preserve">姆巴佩/凯恩(替补点球)。双方各进1球→加时</w:t>
             </w:r>
           </w:p>
         </w:tc>
@@ -17988,7 +17728,7 @@
                 <w:sz w:val="16"/>
                 <w:szCs w:val="16"/>
               </w:rPr>
-              <w:t xml:space="preserve">2-2 (加时→任何)</w:t>
+              <w:t xml:space="preserve">🆕 法国 1-0 英格兰</w:t>
             </w:r>
           </w:p>
         </w:tc>
@@ -18025,7 +17765,7 @@
                 <w:sz w:val="16"/>
                 <w:szCs w:val="16"/>
               </w:rPr>
-              <w:t xml:space="preserve">~8%</w:t>
+              <w:t xml:space="preserve">~12%</w:t>
             </w:r>
           </w:p>
         </w:tc>
@@ -18062,7 +17802,7 @@
                 <w:sz w:val="16"/>
                 <w:szCs w:val="16"/>
               </w:rPr>
-              <w:t xml:space="preserve">1-1</w:t>
+              <w:t xml:space="preserve">0-0</w:t>
             </w:r>
           </w:p>
         </w:tc>
@@ -18099,7 +17839,7 @@
                 <w:sz w:val="16"/>
                 <w:szCs w:val="16"/>
               </w:rPr>
-              <w:t xml:space="preserve">姆巴佩+登贝莱/凯恩+贝林厄姆。加时→三四名25%加时率</w:t>
+              <w:t xml:space="preserve">姆巴佩。上调——英格兰首发进球能力不足→1-0比三四名决赛常态更可能。但仍非三四名历史模式</w:t>
             </w:r>
           </w:p>
         </w:tc>
@@ -18173,7 +17913,7 @@
                 <w:sz w:val="16"/>
                 <w:szCs w:val="16"/>
               </w:rPr>
-              <w:t xml:space="preserve">法国 3-2 英格兰</w:t>
+              <w:t xml:space="preserve">法国 3-0 英格兰</w:t>
             </w:r>
           </w:p>
         </w:tc>
@@ -18209,7 +17949,7 @@
                 <w:sz w:val="16"/>
                 <w:szCs w:val="16"/>
               </w:rPr>
-              <w:t xml:space="preserve">~7%</w:t>
+              <w:t xml:space="preserve">~9%</w:t>
             </w:r>
           </w:p>
         </w:tc>
@@ -18245,7 +17985,7 @@
                 <w:sz w:val="16"/>
                 <w:szCs w:val="16"/>
               </w:rPr>
-              <w:t xml:space="preserve">1-1</w:t>
+              <w:t xml:space="preserve">1-0</w:t>
             </w:r>
           </w:p>
         </w:tc>
@@ -18281,7 +18021,7 @@
                 <w:sz w:val="16"/>
                 <w:szCs w:val="16"/>
               </w:rPr>
-              <w:t xml:space="preserve">姆巴佩x2+奥利塞/凯恩+贝林厄姆。三四名进球大战——历史上4场5+球</w:t>
+              <w:t xml:space="preserve">姆巴佩帽子戏法。方丹1958级表现。英格兰0进球</w:t>
             </w:r>
           </w:p>
         </w:tc>
@@ -18357,7 +18097,7 @@
                 <w:sz w:val="16"/>
                 <w:szCs w:val="16"/>
               </w:rPr>
-              <w:t xml:space="preserve">法国 1-0 英格兰</w:t>
+              <w:t xml:space="preserve">2-2 (加时→任何)</w:t>
             </w:r>
           </w:p>
         </w:tc>
@@ -18394,7 +18134,7 @@
                 <w:sz w:val="16"/>
                 <w:szCs w:val="16"/>
               </w:rPr>
-              <w:t xml:space="preserve">~3%</w:t>
+              <w:t xml:space="preserve">~5%</w:t>
             </w:r>
           </w:p>
         </w:tc>
@@ -18431,7 +18171,7 @@
                 <w:sz w:val="16"/>
                 <w:szCs w:val="16"/>
               </w:rPr>
-              <w:t xml:space="preserve">0-0</w:t>
+              <w:t xml:space="preserve">1-1</w:t>
             </w:r>
           </w:p>
         </w:tc>
@@ -18468,7 +18208,7 @@
                 <w:sz w:val="16"/>
                 <w:szCs w:val="16"/>
               </w:rPr>
-              <w:t xml:space="preserve">列入仅出于完整性。三四名1974年以来仅1场1-0——防守↓使1-0极不可能</w:t>
+              <w:t xml:space="preserve">姆巴佩+奥利塞/凯恩+贝林厄姆(双替补上场双破门)</w:t>
             </w:r>
           </w:p>
         </w:tc>
@@ -18542,7 +18282,7 @@
                 <w:sz w:val="16"/>
                 <w:szCs w:val="16"/>
               </w:rPr>
-              <w:t xml:space="preserve">英格兰 1-0 法国</w:t>
+              <w:t xml:space="preserve">法国 3-2 英格兰</w:t>
             </w:r>
           </w:p>
         </w:tc>
@@ -18578,7 +18318,7 @@
                 <w:sz w:val="16"/>
                 <w:szCs w:val="16"/>
               </w:rPr>
-              <w:t xml:space="preserve">~2%</w:t>
+              <w:t xml:space="preserve">~5%</w:t>
             </w:r>
           </w:p>
         </w:tc>
@@ -18614,7 +18354,7 @@
                 <w:sz w:val="16"/>
                 <w:szCs w:val="16"/>
               </w:rPr>
-              <w:t xml:space="preserve">0-0</w:t>
+              <w:t xml:space="preserve">1-1</w:t>
             </w:r>
           </w:p>
         </w:tc>
@@ -18650,194 +18390,7 @@
                 <w:sz w:val="16"/>
                 <w:szCs w:val="16"/>
               </w:rPr>
-              <w:t xml:space="preserve">极低概率——需皮克福德生涯最佳级+法国全队失常</w:t>
-            </w:r>
-          </w:p>
-        </w:tc>
-      </w:tr>
-      <w:tr>
-        <w:tc>
-          <w:tcPr>
-            <w:tcW w:type="dxa" w:w="1200"/>
-            <w:tcBorders>
-              <w:top w:val="single" w:color="CCCCCC" w:sz="1"/>
-              <w:left w:val="single" w:color="CCCCCC" w:sz="1"/>
-              <w:bottom w:val="single" w:color="CCCCCC" w:sz="1"/>
-              <w:right w:val="single" w:color="CCCCCC" w:sz="1"/>
-            </w:tcBorders>
-            <w:shd w:fill="F2F2F2" w:val="clear"/>
-            <w:tcMar>
-              <w:top w:type="dxa" w:w="60"/>
-              <w:left w:type="dxa" w:w="100"/>
-              <w:bottom w:type="dxa" w:w="60"/>
-              <w:right w:type="dxa" w:w="100"/>
-            </w:tcMar>
-            <w:vAlign w:val="center"/>
-          </w:tcPr>
-          <w:p>
-            <w:pPr>
-              <w:jc w:val="left"/>
-            </w:pPr>
-            <w:r>
-              <w:rPr>
-                <w:rFonts w:ascii="Microsoft YaHei" w:cs="Microsoft YaHei" w:eastAsia="Microsoft YaHei" w:hAnsi="Microsoft YaHei"/>
-                <w:b/>
-                <w:bCs/>
-                <w:i w:val="false"/>
-                <w:iCs w:val="false"/>
-                <w:color w:val="333333"/>
-                <w:sz w:val="16"/>
-                <w:szCs w:val="16"/>
-              </w:rPr>
-              <w:t xml:space="preserve">备选9</w:t>
-            </w:r>
-          </w:p>
-        </w:tc>
-        <w:tc>
-          <w:tcPr>
-            <w:tcW w:type="dxa" w:w="2800"/>
-            <w:tcBorders>
-              <w:top w:val="single" w:color="CCCCCC" w:sz="1"/>
-              <w:left w:val="single" w:color="CCCCCC" w:sz="1"/>
-              <w:bottom w:val="single" w:color="CCCCCC" w:sz="1"/>
-              <w:right w:val="single" w:color="CCCCCC" w:sz="1"/>
-            </w:tcBorders>
-            <w:shd w:fill="F2F2F2" w:val="clear"/>
-            <w:tcMar>
-              <w:top w:type="dxa" w:w="60"/>
-              <w:left w:type="dxa" w:w="100"/>
-              <w:bottom w:type="dxa" w:w="60"/>
-              <w:right w:type="dxa" w:w="100"/>
-            </w:tcMar>
-            <w:vAlign w:val="center"/>
-          </w:tcPr>
-          <w:p>
-            <w:pPr>
-              <w:jc w:val="left"/>
-            </w:pPr>
-            <w:r>
-              <w:rPr>
-                <w:rFonts w:ascii="Microsoft YaHei" w:cs="Microsoft YaHei" w:eastAsia="Microsoft YaHei" w:hAnsi="Microsoft YaHei"/>
-                <w:b/>
-                <w:bCs/>
-                <w:i w:val="false"/>
-                <w:iCs w:val="false"/>
-                <w:color w:val="333333"/>
-                <w:sz w:val="16"/>
-                <w:szCs w:val="16"/>
-              </w:rPr>
-              <w:t xml:space="preserve">法国 4-1 英格兰</w:t>
-            </w:r>
-          </w:p>
-        </w:tc>
-        <w:tc>
-          <w:tcPr>
-            <w:tcW w:type="dxa" w:w="1000"/>
-            <w:tcBorders>
-              <w:top w:val="single" w:color="CCCCCC" w:sz="1"/>
-              <w:left w:val="single" w:color="CCCCCC" w:sz="1"/>
-              <w:bottom w:val="single" w:color="CCCCCC" w:sz="1"/>
-              <w:right w:val="single" w:color="CCCCCC" w:sz="1"/>
-            </w:tcBorders>
-            <w:shd w:fill="F2F2F2" w:val="clear"/>
-            <w:tcMar>
-              <w:top w:type="dxa" w:w="60"/>
-              <w:left w:type="dxa" w:w="100"/>
-              <w:bottom w:type="dxa" w:w="60"/>
-              <w:right w:type="dxa" w:w="100"/>
-            </w:tcMar>
-            <w:vAlign w:val="center"/>
-          </w:tcPr>
-          <w:p>
-            <w:pPr>
-              <w:jc w:val="left"/>
-            </w:pPr>
-            <w:r>
-              <w:rPr>
-                <w:rFonts w:ascii="Microsoft YaHei" w:cs="Microsoft YaHei" w:eastAsia="Microsoft YaHei" w:hAnsi="Microsoft YaHei"/>
-                <w:b w:val="false"/>
-                <w:bCs w:val="false"/>
-                <w:i w:val="false"/>
-                <w:iCs w:val="false"/>
-                <w:color w:val="333333"/>
-                <w:sz w:val="16"/>
-                <w:szCs w:val="16"/>
-              </w:rPr>
-              <w:t xml:space="preserve">~4%</w:t>
-            </w:r>
-          </w:p>
-        </w:tc>
-        <w:tc>
-          <w:tcPr>
-            <w:tcW w:type="dxa" w:w="1200"/>
-            <w:tcBorders>
-              <w:top w:val="single" w:color="CCCCCC" w:sz="1"/>
-              <w:left w:val="single" w:color="CCCCCC" w:sz="1"/>
-              <w:bottom w:val="single" w:color="CCCCCC" w:sz="1"/>
-              <w:right w:val="single" w:color="CCCCCC" w:sz="1"/>
-            </w:tcBorders>
-            <w:shd w:fill="F2F2F2" w:val="clear"/>
-            <w:tcMar>
-              <w:top w:type="dxa" w:w="60"/>
-              <w:left w:type="dxa" w:w="100"/>
-              <w:bottom w:type="dxa" w:w="60"/>
-              <w:right w:type="dxa" w:w="100"/>
-            </w:tcMar>
-            <w:vAlign w:val="center"/>
-          </w:tcPr>
-          <w:p>
-            <w:pPr>
-              <w:jc w:val="left"/>
-            </w:pPr>
-            <w:r>
-              <w:rPr>
-                <w:rFonts w:ascii="Microsoft YaHei" w:cs="Microsoft YaHei" w:eastAsia="Microsoft YaHei" w:hAnsi="Microsoft YaHei"/>
-                <w:b w:val="false"/>
-                <w:bCs w:val="false"/>
-                <w:i w:val="false"/>
-                <w:iCs w:val="false"/>
-                <w:color w:val="333333"/>
-                <w:sz w:val="16"/>
-                <w:szCs w:val="16"/>
-              </w:rPr>
-              <w:t xml:space="preserve">2-0</w:t>
-            </w:r>
-          </w:p>
-        </w:tc>
-        <w:tc>
-          <w:tcPr>
-            <w:tcW w:type="dxa" w:w="8038"/>
-            <w:tcBorders>
-              <w:top w:val="single" w:color="CCCCCC" w:sz="1"/>
-              <w:left w:val="single" w:color="CCCCCC" w:sz="1"/>
-              <w:bottom w:val="single" w:color="CCCCCC" w:sz="1"/>
-              <w:right w:val="single" w:color="CCCCCC" w:sz="1"/>
-            </w:tcBorders>
-            <w:shd w:fill="F2F2F2" w:val="clear"/>
-            <w:tcMar>
-              <w:top w:type="dxa" w:w="60"/>
-              <w:left w:type="dxa" w:w="100"/>
-              <w:bottom w:type="dxa" w:w="60"/>
-              <w:right w:type="dxa" w:w="100"/>
-            </w:tcMar>
-            <w:vAlign w:val="center"/>
-          </w:tcPr>
-          <w:p>
-            <w:pPr>
-              <w:jc w:val="left"/>
-            </w:pPr>
-            <w:r>
-              <w:rPr>
-                <w:rFonts w:ascii="Microsoft YaHei" w:cs="Microsoft YaHei" w:eastAsia="Microsoft YaHei" w:hAnsi="Microsoft YaHei"/>
-                <w:b w:val="false"/>
-                <w:bCs w:val="false"/>
-                <w:i w:val="false"/>
-                <w:iCs w:val="false"/>
-                <w:color w:val="333333"/>
-                <w:sz w:val="16"/>
-                <w:szCs w:val="16"/>
-              </w:rPr>
-              <w:t xml:space="preserve">姆巴佩帽子戏法→金靴爆发。方丹1958(4球)级三四名个人表现</w:t>
+              <w:t xml:space="preserve">姆巴佩x2+登贝莱/凯恩+萨卡。进球大战</w:t>
             </w:r>
           </w:p>
         </w:tc>
@@ -20095,7 +19648,7 @@
           <w:sz w:val="30"/>
           <w:szCs w:val="30"/>
         </w:rPr>
-        <w:t xml:space="preserve">100元投注分配 (EV计算——概率自洽体系+凯利优化+双半决赛教训)</w:t>
+        <w:t xml:space="preserve">100元投注分配 (v29首发确认版——EV重新计算)</w:t>
       </w:r>
     </w:p>
     <w:p>
@@ -20114,7 +19667,7 @@
           <w:sz w:val="18"/>
           <w:szCs w:val="18"/>
         </w:rPr>
-        <w:t xml:space="preserve">合计: 89元→期望回报~110.77元(ROI +24.4%)。核心思路: ①概率自洽优先——BTTS 80% &gt; &gt;2.5 69% &gt; &gt;3.5 34%——三者从比分表反推，不允许独立声明 ②砍掉无优势注: 凯恩(breakeven, 凯利=0)+&gt;3.5(我们34% &lt; 市场42%, 负期望)+奥利塞助攻(无模型)=16元浪费→重新分配 ③姆巴佩 anytime=凯利最优单注(EV/元+29.6%)——从14元→22元 ④波胆24元覆盖首选(法2-1)+大比分(法3-1/3-2)+对称(英2-1) ⑤保留11元现金储备——有正期望值时全投，没有时保留。半凯利(22+7+18+4+2+1+1+1=56元)——三大核心注(BTTS 22/姆巴佩 22/&gt;2.5 16)均在半凯利范围内。不做: 法国铜牌/法国常规时间胜/小于2.5球/大于3.5球(我们低于市场)。</w:t>
+        <w:t xml:space="preserve">合计: 90元→期望回报~108.80元(ROI +20.9%)。核心策略转变: ①从"大球/BTTS为核心"→"法国方向为核心"——首发确认后法国常规时间胜+10%是最大阿尔法 ②姆巴佩anytime加注→凯恩替补让姆巴佩独享金靴舞台(EV/元+29.6%) ③BTTS大幅削减→英格兰首发攻击力仅保留~20% ④英格兰对冲削减→冷门概率下降 ⑤砍贝林厄姆anytime(替补)/凯恩anytime(负期望)/&gt;3.5球(我们&lt;市场)。不做: 法国铜牌(无优势)/&lt;2.5球(反向)。</w:t>
       </w:r>
     </w:p>
     <w:tbl>
@@ -20470,7 +20023,7 @@
                 <w:sz w:val="16"/>
                 <w:szCs w:val="16"/>
               </w:rPr>
-              <w:t xml:space="preserve">双方都进球 (BTTS Yes)</w:t>
+              <w:t xml:space="preserve">🆕 法国常规时间胜</w:t>
             </w:r>
           </w:p>
         </w:tc>
@@ -20507,7 +20060,7 @@
                 <w:sz w:val="16"/>
                 <w:szCs w:val="16"/>
               </w:rPr>
-              <w:t xml:space="preserve">22元</w:t>
+              <w:t xml:space="preserve">20元</w:t>
             </w:r>
           </w:p>
         </w:tc>
@@ -20544,7 +20097,7 @@
                 <w:sz w:val="16"/>
                 <w:szCs w:val="16"/>
               </w:rPr>
-              <w:t xml:space="preserve">1.57</w:t>
+              <w:t xml:space="preserve">1.74</w:t>
             </w:r>
           </w:p>
         </w:tc>
@@ -20581,7 +20134,7 @@
                 <w:sz w:val="16"/>
                 <w:szCs w:val="16"/>
               </w:rPr>
-              <w:t xml:space="preserve">80%</w:t>
+              <w:t xml:space="preserve">67%</w:t>
             </w:r>
           </w:p>
         </w:tc>
@@ -20618,7 +20171,7 @@
                 <w:sz w:val="16"/>
                 <w:szCs w:val="16"/>
               </w:rPr>
-              <w:t xml:space="preserve">22x0.80x1.57=27.63</w:t>
+              <w:t xml:space="preserve">20x0.67x1.74=23.32</w:t>
             </w:r>
           </w:p>
         </w:tc>
@@ -20655,7 +20208,7 @@
                 <w:sz w:val="16"/>
                 <w:szCs w:val="16"/>
               </w:rPr>
-              <w:t xml:space="preserve">+5.63</w:t>
+              <w:t xml:space="preserve">+3.32</w:t>
             </w:r>
           </w:p>
         </w:tc>
@@ -20729,7 +20282,7 @@
                 <w:sz w:val="16"/>
                 <w:szCs w:val="16"/>
               </w:rPr>
-              <w:t xml:space="preserve">大于2.5球</w:t>
+              <w:t xml:space="preserve">姆巴佩 anytime 进球</w:t>
             </w:r>
           </w:p>
         </w:tc>
@@ -20765,7 +20318,7 @@
                 <w:sz w:val="16"/>
                 <w:szCs w:val="16"/>
               </w:rPr>
-              <w:t xml:space="preserve">16元</w:t>
+              <w:t xml:space="preserve">25元</w:t>
             </w:r>
           </w:p>
         </w:tc>
@@ -20801,7 +20354,7 @@
                 <w:sz w:val="16"/>
                 <w:szCs w:val="16"/>
               </w:rPr>
-              <w:t xml:space="preserve">1.56</w:t>
+              <w:t xml:space="preserve">1.80</w:t>
             </w:r>
           </w:p>
         </w:tc>
@@ -20837,7 +20390,7 @@
                 <w:sz w:val="16"/>
                 <w:szCs w:val="16"/>
               </w:rPr>
-              <w:t xml:space="preserve">69%</w:t>
+              <w:t xml:space="preserve">72%</w:t>
             </w:r>
           </w:p>
         </w:tc>
@@ -20873,7 +20426,7 @@
                 <w:sz w:val="16"/>
                 <w:szCs w:val="16"/>
               </w:rPr>
-              <w:t xml:space="preserve">16x0.69x1.56=17.22</w:t>
+              <w:t xml:space="preserve">25x0.72x1.80=32.40</w:t>
             </w:r>
           </w:p>
         </w:tc>
@@ -20909,7 +20462,7 @@
                 <w:sz w:val="16"/>
                 <w:szCs w:val="16"/>
               </w:rPr>
-              <w:t xml:space="preserve">+1.22</w:t>
+              <w:t xml:space="preserve">+7.40</w:t>
             </w:r>
           </w:p>
         </w:tc>
@@ -20985,7 +20538,7 @@
                 <w:sz w:val="16"/>
                 <w:szCs w:val="16"/>
               </w:rPr>
-              <w:t xml:space="preserve">姆巴佩 anytime 进球</w:t>
+              <w:t xml:space="preserve">大于2.5球</w:t>
             </w:r>
           </w:p>
         </w:tc>
@@ -21022,7 +20575,7 @@
                 <w:sz w:val="16"/>
                 <w:szCs w:val="16"/>
               </w:rPr>
-              <w:t xml:space="preserve">22元</w:t>
+              <w:t xml:space="preserve">15元</w:t>
             </w:r>
           </w:p>
         </w:tc>
@@ -21059,7 +20612,7 @@
                 <w:sz w:val="16"/>
                 <w:szCs w:val="16"/>
               </w:rPr>
-              <w:t xml:space="preserve">1.80</w:t>
+              <w:t xml:space="preserve">1.56</w:t>
             </w:r>
           </w:p>
         </w:tc>
@@ -21096,7 +20649,7 @@
                 <w:sz w:val="16"/>
                 <w:szCs w:val="16"/>
               </w:rPr>
-              <w:t xml:space="preserve">72%</w:t>
+              <w:t xml:space="preserve">71%</w:t>
             </w:r>
           </w:p>
         </w:tc>
@@ -21133,7 +20686,7 @@
                 <w:sz w:val="16"/>
                 <w:szCs w:val="16"/>
               </w:rPr>
-              <w:t xml:space="preserve">22x0.72x1.80=28.51</w:t>
+              <w:t xml:space="preserve">15x0.71x1.56=16.61</w:t>
             </w:r>
           </w:p>
         </w:tc>
@@ -21170,7 +20723,7 @@
                 <w:sz w:val="16"/>
                 <w:szCs w:val="16"/>
               </w:rPr>
-              <w:t xml:space="preserve">+6.51</w:t>
+              <w:t xml:space="preserve">+1.61</w:t>
             </w:r>
           </w:p>
         </w:tc>
@@ -21244,7 +20797,7 @@
                 <w:sz w:val="16"/>
                 <w:szCs w:val="16"/>
               </w:rPr>
-              <w:t xml:space="preserve">法国 2-1 波胆(首选)</w:t>
+              <w:t xml:space="preserve">🆕 双方都进球 (BTTS Yes)</w:t>
             </w:r>
           </w:p>
         </w:tc>
@@ -21280,7 +20833,7 @@
                 <w:sz w:val="16"/>
                 <w:szCs w:val="16"/>
               </w:rPr>
-              <w:t xml:space="preserve">10元</w:t>
+              <w:t xml:space="preserve">8元</w:t>
             </w:r>
           </w:p>
         </w:tc>
@@ -21316,7 +20869,7 @@
                 <w:sz w:val="16"/>
                 <w:szCs w:val="16"/>
               </w:rPr>
-              <w:t xml:space="preserve">7.50</w:t>
+              <w:t xml:space="preserve">1.57</w:t>
             </w:r>
           </w:p>
         </w:tc>
@@ -21352,7 +20905,7 @@
                 <w:sz w:val="16"/>
                 <w:szCs w:val="16"/>
               </w:rPr>
-              <w:t xml:space="preserve">20%</w:t>
+              <w:t xml:space="preserve">65%</w:t>
             </w:r>
           </w:p>
         </w:tc>
@@ -21388,7 +20941,7 @@
                 <w:sz w:val="16"/>
                 <w:szCs w:val="16"/>
               </w:rPr>
-              <w:t xml:space="preserve">10x0.20x7.50=15.00</w:t>
+              <w:t xml:space="preserve">8x0.65x1.57=8.16</w:t>
             </w:r>
           </w:p>
         </w:tc>
@@ -21424,7 +20977,7 @@
                 <w:sz w:val="16"/>
                 <w:szCs w:val="16"/>
               </w:rPr>
-              <w:t xml:space="preserve">+5.00</w:t>
+              <w:t xml:space="preserve">+0.16</w:t>
             </w:r>
           </w:p>
         </w:tc>
@@ -21500,7 +21053,7 @@
                 <w:sz w:val="16"/>
                 <w:szCs w:val="16"/>
               </w:rPr>
-              <w:t xml:space="preserve">法国 3-1 波胆</w:t>
+              <w:t xml:space="preserve">法国 2-1 波胆(首选)</w:t>
             </w:r>
           </w:p>
         </w:tc>
@@ -21537,7 +21090,7 @@
                 <w:sz w:val="16"/>
                 <w:szCs w:val="16"/>
               </w:rPr>
-              <w:t xml:space="preserve">5元</w:t>
+              <w:t xml:space="preserve">10元</w:t>
             </w:r>
           </w:p>
         </w:tc>
@@ -21574,7 +21127,7 @@
                 <w:sz w:val="16"/>
                 <w:szCs w:val="16"/>
               </w:rPr>
-              <w:t xml:space="preserve">11.00</w:t>
+              <w:t xml:space="preserve">7.50</w:t>
             </w:r>
           </w:p>
         </w:tc>
@@ -21611,7 +21164,7 @@
                 <w:sz w:val="16"/>
                 <w:szCs w:val="16"/>
               </w:rPr>
-              <w:t xml:space="preserve">12%</w:t>
+              <w:t xml:space="preserve">18%</w:t>
             </w:r>
           </w:p>
         </w:tc>
@@ -21648,7 +21201,7 @@
                 <w:sz w:val="16"/>
                 <w:szCs w:val="16"/>
               </w:rPr>
-              <w:t xml:space="preserve">5x0.12x11.00=6.60</w:t>
+              <w:t xml:space="preserve">10x0.18x7.50=13.50</w:t>
             </w:r>
           </w:p>
         </w:tc>
@@ -21685,7 +21238,7 @@
                 <w:sz w:val="16"/>
                 <w:szCs w:val="16"/>
               </w:rPr>
-              <w:t xml:space="preserve">+1.60</w:t>
+              <w:t xml:space="preserve">+3.50</w:t>
             </w:r>
           </w:p>
         </w:tc>
@@ -21759,7 +21312,7 @@
                 <w:sz w:val="16"/>
                 <w:szCs w:val="16"/>
               </w:rPr>
-              <w:t xml:space="preserve">英格兰 2-1 波胆(对称)</w:t>
+              <w:t xml:space="preserve">法国 2-0 波胆</w:t>
             </w:r>
           </w:p>
         </w:tc>
@@ -21831,7 +21384,7 @@
                 <w:sz w:val="16"/>
                 <w:szCs w:val="16"/>
               </w:rPr>
-              <w:t xml:space="preserve">9.00</w:t>
+              <w:t xml:space="preserve">8.50</w:t>
             </w:r>
           </w:p>
         </w:tc>
@@ -21867,7 +21420,7 @@
                 <w:sz w:val="16"/>
                 <w:szCs w:val="16"/>
               </w:rPr>
-              <w:t xml:space="preserve">13%</w:t>
+              <w:t xml:space="preserve">15%</w:t>
             </w:r>
           </w:p>
         </w:tc>
@@ -21903,7 +21456,7 @@
                 <w:sz w:val="16"/>
                 <w:szCs w:val="16"/>
               </w:rPr>
-              <w:t xml:space="preserve">6x0.13x9.00=7.02</w:t>
+              <w:t xml:space="preserve">6x0.15x8.50=7.65</w:t>
             </w:r>
           </w:p>
         </w:tc>
@@ -21939,7 +21492,7 @@
                 <w:sz w:val="16"/>
                 <w:szCs w:val="16"/>
               </w:rPr>
-              <w:t xml:space="preserve">+1.02</w:t>
+              <w:t xml:space="preserve">+1.65</w:t>
             </w:r>
           </w:p>
         </w:tc>
@@ -22015,7 +21568,7 @@
                 <w:sz w:val="16"/>
                 <w:szCs w:val="16"/>
               </w:rPr>
-              <w:t xml:space="preserve">法国 3-2 波胆</w:t>
+              <w:t xml:space="preserve">法国 3-1 波胆</w:t>
             </w:r>
           </w:p>
         </w:tc>
@@ -22052,7 +21605,7 @@
                 <w:sz w:val="16"/>
                 <w:szCs w:val="16"/>
               </w:rPr>
-              <w:t xml:space="preserve">3元</w:t>
+              <w:t xml:space="preserve">4元</w:t>
             </w:r>
           </w:p>
         </w:tc>
@@ -22089,7 +21642,7 @@
                 <w:sz w:val="16"/>
                 <w:szCs w:val="16"/>
               </w:rPr>
-              <w:t xml:space="preserve">17.00</w:t>
+              <w:t xml:space="preserve">11.00</w:t>
             </w:r>
           </w:p>
         </w:tc>
@@ -22126,7 +21679,7 @@
                 <w:sz w:val="16"/>
                 <w:szCs w:val="16"/>
               </w:rPr>
-              <w:t xml:space="preserve">7%</w:t>
+              <w:t xml:space="preserve">13%</w:t>
             </w:r>
           </w:p>
         </w:tc>
@@ -22163,7 +21716,7 @@
                 <w:sz w:val="16"/>
                 <w:szCs w:val="16"/>
               </w:rPr>
-              <w:t xml:space="preserve">3x0.07x17.00=3.57</w:t>
+              <w:t xml:space="preserve">4x0.13x11.00=5.72</w:t>
             </w:r>
           </w:p>
         </w:tc>
@@ -22200,7 +21753,7 @@
                 <w:sz w:val="16"/>
                 <w:szCs w:val="16"/>
               </w:rPr>
-              <w:t xml:space="preserve">+0.57</w:t>
+              <w:t xml:space="preserve">+1.72</w:t>
             </w:r>
           </w:p>
         </w:tc>
@@ -22274,7 +21827,7 @@
                 <w:sz w:val="16"/>
                 <w:szCs w:val="16"/>
               </w:rPr>
-              <w:t xml:space="preserve">贝林厄姆 anytime 进球</w:t>
+              <w:t xml:space="preserve">🆕 英格兰 2-1 波胆(对冲)</w:t>
             </w:r>
           </w:p>
         </w:tc>
@@ -22310,7 +21863,7 @@
                 <w:sz w:val="16"/>
                 <w:szCs w:val="16"/>
               </w:rPr>
-              <w:t xml:space="preserve">5元</w:t>
+              <w:t xml:space="preserve">2元</w:t>
             </w:r>
           </w:p>
         </w:tc>
@@ -22346,7 +21899,7 @@
                 <w:sz w:val="16"/>
                 <w:szCs w:val="16"/>
               </w:rPr>
-              <w:t xml:space="preserve">2.75</w:t>
+              <w:t xml:space="preserve">9.00</w:t>
             </w:r>
           </w:p>
         </w:tc>
@@ -22382,7 +21935,7 @@
                 <w:sz w:val="16"/>
                 <w:szCs w:val="16"/>
               </w:rPr>
-              <w:t xml:space="preserve">38%</w:t>
+              <w:t xml:space="preserve">8%</w:t>
             </w:r>
           </w:p>
         </w:tc>
@@ -22418,7 +21971,7 @@
                 <w:sz w:val="16"/>
                 <w:szCs w:val="16"/>
               </w:rPr>
-              <w:t xml:space="preserve">5x0.38x2.75=5.23</w:t>
+              <w:t xml:space="preserve">2x0.08x9.00=1.44</w:t>
             </w:r>
           </w:p>
         </w:tc>
@@ -22454,145 +22007,12 @@
                 <w:sz w:val="16"/>
                 <w:szCs w:val="16"/>
               </w:rPr>
-              <w:t xml:space="preserve">+0.23</w:t>
+              <w:t xml:space="preserve">-0.56</w:t>
             </w:r>
           </w:p>
         </w:tc>
       </w:tr>
     </w:tbl>
-    <w:p>
-      <w:pPr>
-        <w:pStyle w:val="Heading1"/>
-        <w:spacing w:after="140" w:before="300"/>
-      </w:pPr>
-      <w:r>
-        <w:rPr>
-          <w:rFonts w:ascii="Microsoft YaHei" w:cs="Microsoft YaHei" w:eastAsia="Microsoft YaHei" w:hAnsi="Microsoft YaHei"/>
-          <w:b/>
-          <w:bCs/>
-          <w:i w:val="false"/>
-          <w:iCs w:val="false"/>
-          <w:color w:val="1A3A5C"/>
-          <w:sz w:val="30"/>
-          <w:szCs w:val="30"/>
-        </w:rPr>
-        <w:t xml:space="preserve">结构性观察注 (不纳入89元EV计算——含从主池砍掉的三注)</w:t>
-      </w:r>
-    </w:p>
-    <w:p>
-      <w:pPr>
-        <w:spacing w:after="60" w:before="0"/>
-        <w:jc w:val="left"/>
-      </w:pPr>
-      <w:r>
-        <w:rPr>
-          <w:rFonts w:ascii="Microsoft YaHei" w:cs="Microsoft YaHei" w:eastAsia="Microsoft YaHei" w:hAnsi="Microsoft YaHei"/>
-          <w:b w:val="false"/>
-          <w:bCs w:val="false"/>
-          <w:i w:val="false"/>
-          <w:iCs w:val="false"/>
-          <w:color w:val="1A1A2E"/>
-          <w:sz w:val="18"/>
-          <w:szCs w:val="18"/>
-        </w:rPr>
-        <w:t xml:space="preserve">A. 姆巴佩帽子戏法 (~12.00): 金靴动机→全队喂球。方丹1958三四名进4球。极端事件→概率&lt;10%。</w:t>
-      </w:r>
-    </w:p>
-    <w:p>
-      <w:pPr>
-        <w:spacing w:after="60" w:before="0"/>
-        <w:jc w:val="left"/>
-      </w:pPr>
-      <w:r>
-        <w:rPr>
-          <w:rFonts w:ascii="Microsoft YaHei" w:cs="Microsoft YaHei" w:eastAsia="Microsoft YaHei" w:hAnsi="Microsoft YaHei"/>
-          <w:b w:val="false"/>
-          <w:bCs w:val="false"/>
-          <w:i w:val="false"/>
-          <w:iCs w:val="false"/>
-          <w:color w:val="1A1A2E"/>
-          <w:sz w:val="18"/>
-          <w:szCs w:val="18"/>
-        </w:rPr>
-        <w:t xml:space="preserve">B. 大于3.5球 (2.38)——从主池砍掉: 我们34% &lt; 市场42% → 负期望。但如果对防守漏洞有更强信念→可考虑小额。</w:t>
-      </w:r>
-    </w:p>
-    <w:p>
-      <w:pPr>
-        <w:spacing w:after="60" w:before="0"/>
-        <w:jc w:val="left"/>
-      </w:pPr>
-      <w:r>
-        <w:rPr>
-          <w:rFonts w:ascii="Microsoft YaHei" w:cs="Microsoft YaHei" w:eastAsia="Microsoft YaHei" w:hAnsi="Microsoft YaHei"/>
-          <w:b w:val="false"/>
-          <w:bCs w:val="false"/>
-          <w:i w:val="false"/>
-          <w:iCs w:val="false"/>
-          <w:color w:val="1A1A2E"/>
-          <w:sz w:val="18"/>
-          <w:szCs w:val="18"/>
-        </w:rPr>
-        <w:t xml:space="preserve">C. 凯恩 anytime 进球 (2.50)——从主池砍掉: SF隐身后反弹叙事合理但40%×2.50=EV 0.00——breakeven, 凯利f*=0。</w:t>
-      </w:r>
-    </w:p>
-    <w:p>
-      <w:pPr>
-        <w:spacing w:after="60" w:before="0"/>
-        <w:jc w:val="left"/>
-      </w:pPr>
-      <w:r>
-        <w:rPr>
-          <w:rFonts w:ascii="Microsoft YaHei" w:cs="Microsoft YaHei" w:eastAsia="Microsoft YaHei" w:hAnsi="Microsoft YaHei"/>
-          <w:b w:val="false"/>
-          <w:bCs w:val="false"/>
-          <w:i w:val="false"/>
-          <w:iCs w:val="false"/>
-          <w:color w:val="1A1A2E"/>
-          <w:sz w:val="18"/>
-          <w:szCs w:val="18"/>
-        </w:rPr>
-        <w:t xml:space="preserve">D. 奥利塞 anytime 助攻 (3.50)——从主池砍掉: 5助但助攻概率需队友完成射门→模型无法量化。32%概率无可靠支撑。</w:t>
-      </w:r>
-    </w:p>
-    <w:p>
-      <w:pPr>
-        <w:spacing w:after="60" w:before="0"/>
-        <w:jc w:val="left"/>
-      </w:pPr>
-      <w:r>
-        <w:rPr>
-          <w:rFonts w:ascii="Microsoft YaHei" w:cs="Microsoft YaHei" w:eastAsia="Microsoft YaHei" w:hAnsi="Microsoft YaHei"/>
-          <w:b w:val="false"/>
-          <w:bCs w:val="false"/>
-          <w:i w:val="false"/>
-          <w:iCs w:val="false"/>
-          <w:color w:val="1A1A2E"/>
-          <w:sz w:val="18"/>
-          <w:szCs w:val="18"/>
-        </w:rPr>
-        <w:t xml:space="preserve">E. 上半场&gt;1.5球 (~3.50): 三四名场均3.8球但SF上半场均极度慢热→矛盾。无法量化。</w:t>
-      </w:r>
-    </w:p>
-    <w:p>
-      <w:pPr>
-        <w:spacing w:after="60" w:before="0"/>
-        <w:jc w:val="left"/>
-      </w:pPr>
-      <w:r>
-        <w:rPr>
-          <w:rFonts w:ascii="Microsoft YaHei" w:cs="Microsoft YaHei" w:eastAsia="Microsoft YaHei" w:hAnsi="Microsoft YaHei"/>
-          <w:b w:val="false"/>
-          <w:bCs w:val="false"/>
-          <w:i w:val="false"/>
-          <w:iCs w:val="false"/>
-          <w:color w:val="1A1A2E"/>
-          <w:sz w:val="18"/>
-          <w:szCs w:val="18"/>
-        </w:rPr>
-        <w:t xml:space="preserve">F. 点球大战→法国胜 (~3.00): 迈尼昂vs皮克福德扑点差距。三四名仅25%平局率→点球~10-15%。</w:t>
-      </w:r>
-    </w:p>
     <w:p>
       <w:pPr>
         <w:spacing w:after="40"/>
@@ -22619,7 +22039,7 @@
           <w:sz w:val="15"/>
           <w:szCs w:val="15"/>
         </w:rPr>
-        <w:t xml:space="preserve">数据源: FOX Sports + FanDuel + DraftKings + Kalshi + Squawka + GoalStatsLab + FIFA + World Soccer Talk + Sky Sports + BBC + The Independent + Sporting News | 截止7月16日。双半决赛均已完赛。关键不确定性: 三四名轮换幅度/詹姆斯伤退/RB真空/萨卡能否出场/高温高湿 | v28修正: 概率自洽体系(BTTS&gt;2.5&gt;3.5必须互洽)+凯利优化+砍掉无优势注(凯恩+&gt;3.5+奥利塞)=89元/8注/ROI +24%</w:t>
+        <w:t xml:space="preserve">数据源: ESPN API(首发确认) + FOX Sports + DraftKings + FanDuel + Kalshi + FIFA + World Soccer Talk + Sporting News + Sports Illustrated + Khel Now + England Football | 截止7月19日01:30(赛前3.5小时)。首发来源: @equipedefrance + @England 官方推特确认 | v29核心: 两队均7人轮换——凯恩+贝林厄姆12球替补席是比赛#1变量。法国常规时间胜67% vs 市场57%=+10%阿尔法。姆巴佩唯一超巨首发。英格兰下半场凯恩+贝林厄姆=15球定时炸弹。</w:t>
       </w:r>
     </w:p>
     <w:p>
@@ -22638,7 +22058,7 @@
           <w:sz w:val="15"/>
           <w:szCs w:val="15"/>
         </w:rPr>
-        <w:t xml:space="preserve">生成时间: 2026/7/16 19:09:23 北京时间</w:t>
+        <w:t xml:space="preserve">生成时间: 2026/7/19 04:39:03 北京时间</w:t>
       </w:r>
     </w:p>
     <w:sectPr>

--- a/2026年7月19日_三四名决赛_法国vs英格兰_预测.docx
+++ b/2026年7月19日_三四名决赛_法国vs英格兰_预测.docx
@@ -16366,7 +16366,848 @@
           <w:sz w:val="30"/>
           <w:szCs w:val="30"/>
         </w:rPr>
-        <w:t xml:space="preserve">比分预测 — 为什么首选 法国 2-1 (~18%) [首发确认后调整]</w:t>
+        <w:t xml:space="preserve">🚨 核心分叉: 凯恩+贝林厄姆下半场是否上场？(v29最大盲区——三四名=友谊赛)</w:t>
+      </w:r>
+    </w:p>
+    <w:p>
+      <w:pPr>
+        <w:spacing w:after="60" w:before="0"/>
+        <w:jc w:val="left"/>
+      </w:pPr>
+      <w:r>
+        <w:rPr>
+          <w:rFonts w:ascii="Microsoft YaHei" w:cs="Microsoft YaHei" w:eastAsia="Microsoft YaHei" w:hAnsi="Microsoft YaHei"/>
+          <w:b/>
+          <w:bCs/>
+          <w:i w:val="false"/>
+          <w:iCs w:val="false"/>
+          <w:color w:val="C00000"/>
+          <w:sz w:val="18"/>
+          <w:szCs w:val="18"/>
+        </w:rPr>
+        <w:t xml:space="preserve">三四名决赛=友谊赛。图赫尔可能根本不让凯恩+贝林厄姆上场——给边缘球员完整90分钟。如果分叉B兑现→英格兰攻击力90分钟仅~3球水平→法国零封概率~55%→2-0或1-0变成首选。赛前热身信号是关键判断依据: 双雄是否在热身首发组？图赫尔赛前采访怎么说？</w:t>
+      </w:r>
+    </w:p>
+    <w:tbl>
+      <w:tblPr>
+        <w:tblW w:type="dxa" w:w="14238"/>
+        <w:tblBorders>
+          <w:top w:val="single" w:color="auto" w:sz="4"/>
+          <w:left w:val="single" w:color="auto" w:sz="4"/>
+          <w:bottom w:val="single" w:color="auto" w:sz="4"/>
+          <w:right w:val="single" w:color="auto" w:sz="4"/>
+          <w:insideH w:val="single" w:color="auto" w:sz="4"/>
+          <w:insideV w:val="single" w:color="auto" w:sz="4"/>
+        </w:tblBorders>
+      </w:tblPr>
+      <w:tblGrid>
+        <w:gridCol w:w="3200"/>
+        <w:gridCol w:w="1800"/>
+        <w:gridCol w:w="1300"/>
+        <w:gridCol w:w="1300"/>
+        <w:gridCol w:w="1300"/>
+        <w:gridCol w:w="1300"/>
+        <w:gridCol w:w="2800"/>
+      </w:tblGrid>
+      <w:tr>
+        <w:tc>
+          <w:tcPr>
+            <w:tcW w:type="dxa" w:w="3200"/>
+            <w:tcBorders>
+              <w:top w:val="single" w:color="CCCCCC" w:sz="1"/>
+              <w:left w:val="single" w:color="CCCCCC" w:sz="1"/>
+              <w:bottom w:val="single" w:color="CCCCCC" w:sz="1"/>
+              <w:right w:val="single" w:color="CCCCCC" w:sz="1"/>
+            </w:tcBorders>
+            <w:shd w:fill="1A3A5C" w:val="clear"/>
+            <w:tcMar>
+              <w:top w:type="dxa" w:w="60"/>
+              <w:left w:type="dxa" w:w="100"/>
+              <w:bottom w:type="dxa" w:w="60"/>
+              <w:right w:type="dxa" w:w="100"/>
+            </w:tcMar>
+            <w:vAlign w:val="center"/>
+          </w:tcPr>
+          <w:p>
+            <w:pPr>
+              <w:jc w:val="center"/>
+            </w:pPr>
+            <w:r>
+              <w:rPr>
+                <w:rFonts w:ascii="Microsoft YaHei" w:cs="Microsoft YaHei" w:eastAsia="Microsoft YaHei" w:hAnsi="Microsoft YaHei"/>
+                <w:b/>
+                <w:bCs/>
+                <w:i w:val="false"/>
+                <w:iCs w:val="false"/>
+                <w:color w:val="FFFFFF"/>
+                <w:sz w:val="17"/>
+                <w:szCs w:val="17"/>
+              </w:rPr>
+              <w:t xml:space="preserve">场景</w:t>
+            </w:r>
+          </w:p>
+        </w:tc>
+        <w:tc>
+          <w:tcPr>
+            <w:tcW w:type="dxa" w:w="1800"/>
+            <w:tcBorders>
+              <w:top w:val="single" w:color="CCCCCC" w:sz="1"/>
+              <w:left w:val="single" w:color="CCCCCC" w:sz="1"/>
+              <w:bottom w:val="single" w:color="CCCCCC" w:sz="1"/>
+              <w:right w:val="single" w:color="CCCCCC" w:sz="1"/>
+            </w:tcBorders>
+            <w:shd w:fill="1A3A5C" w:val="clear"/>
+            <w:tcMar>
+              <w:top w:type="dxa" w:w="60"/>
+              <w:left w:type="dxa" w:w="100"/>
+              <w:bottom w:type="dxa" w:w="60"/>
+              <w:right w:type="dxa" w:w="100"/>
+            </w:tcMar>
+            <w:vAlign w:val="center"/>
+          </w:tcPr>
+          <w:p>
+            <w:pPr>
+              <w:jc w:val="center"/>
+            </w:pPr>
+            <w:r>
+              <w:rPr>
+                <w:rFonts w:ascii="Microsoft YaHei" w:cs="Microsoft YaHei" w:eastAsia="Microsoft YaHei" w:hAnsi="Microsoft YaHei"/>
+                <w:b/>
+                <w:bCs/>
+                <w:i w:val="false"/>
+                <w:iCs w:val="false"/>
+                <w:color w:val="FFFFFF"/>
+                <w:sz w:val="17"/>
+                <w:szCs w:val="17"/>
+              </w:rPr>
+              <w:t xml:space="preserve">法国常规时间胜</w:t>
+            </w:r>
+          </w:p>
+        </w:tc>
+        <w:tc>
+          <w:tcPr>
+            <w:tcW w:type="dxa" w:w="1300"/>
+            <w:tcBorders>
+              <w:top w:val="single" w:color="CCCCCC" w:sz="1"/>
+              <w:left w:val="single" w:color="CCCCCC" w:sz="1"/>
+              <w:bottom w:val="single" w:color="CCCCCC" w:sz="1"/>
+              <w:right w:val="single" w:color="CCCCCC" w:sz="1"/>
+            </w:tcBorders>
+            <w:shd w:fill="1A3A5C" w:val="clear"/>
+            <w:tcMar>
+              <w:top w:type="dxa" w:w="60"/>
+              <w:left w:type="dxa" w:w="100"/>
+              <w:bottom w:type="dxa" w:w="60"/>
+              <w:right w:type="dxa" w:w="100"/>
+            </w:tcMar>
+            <w:vAlign w:val="center"/>
+          </w:tcPr>
+          <w:p>
+            <w:pPr>
+              <w:jc w:val="center"/>
+            </w:pPr>
+            <w:r>
+              <w:rPr>
+                <w:rFonts w:ascii="Microsoft YaHei" w:cs="Microsoft YaHei" w:eastAsia="Microsoft YaHei" w:hAnsi="Microsoft YaHei"/>
+                <w:b/>
+                <w:bCs/>
+                <w:i w:val="false"/>
+                <w:iCs w:val="false"/>
+                <w:color w:val="FFFFFF"/>
+                <w:sz w:val="17"/>
+                <w:szCs w:val="17"/>
+              </w:rPr>
+              <w:t xml:space="preserve">法国2-1</w:t>
+            </w:r>
+          </w:p>
+        </w:tc>
+        <w:tc>
+          <w:tcPr>
+            <w:tcW w:type="dxa" w:w="1300"/>
+            <w:tcBorders>
+              <w:top w:val="single" w:color="CCCCCC" w:sz="1"/>
+              <w:left w:val="single" w:color="CCCCCC" w:sz="1"/>
+              <w:bottom w:val="single" w:color="CCCCCC" w:sz="1"/>
+              <w:right w:val="single" w:color="CCCCCC" w:sz="1"/>
+            </w:tcBorders>
+            <w:shd w:fill="1A3A5C" w:val="clear"/>
+            <w:tcMar>
+              <w:top w:type="dxa" w:w="60"/>
+              <w:left w:type="dxa" w:w="100"/>
+              <w:bottom w:type="dxa" w:w="60"/>
+              <w:right w:type="dxa" w:w="100"/>
+            </w:tcMar>
+            <w:vAlign w:val="center"/>
+          </w:tcPr>
+          <w:p>
+            <w:pPr>
+              <w:jc w:val="center"/>
+            </w:pPr>
+            <w:r>
+              <w:rPr>
+                <w:rFonts w:ascii="Microsoft YaHei" w:cs="Microsoft YaHei" w:eastAsia="Microsoft YaHei" w:hAnsi="Microsoft YaHei"/>
+                <w:b/>
+                <w:bCs/>
+                <w:i w:val="false"/>
+                <w:iCs w:val="false"/>
+                <w:color w:val="FFFFFF"/>
+                <w:sz w:val="17"/>
+                <w:szCs w:val="17"/>
+              </w:rPr>
+              <w:t xml:space="preserve">法国2-0</w:t>
+            </w:r>
+          </w:p>
+        </w:tc>
+        <w:tc>
+          <w:tcPr>
+            <w:tcW w:type="dxa" w:w="1300"/>
+            <w:tcBorders>
+              <w:top w:val="single" w:color="CCCCCC" w:sz="1"/>
+              <w:left w:val="single" w:color="CCCCCC" w:sz="1"/>
+              <w:bottom w:val="single" w:color="CCCCCC" w:sz="1"/>
+              <w:right w:val="single" w:color="CCCCCC" w:sz="1"/>
+            </w:tcBorders>
+            <w:shd w:fill="1A3A5C" w:val="clear"/>
+            <w:tcMar>
+              <w:top w:type="dxa" w:w="60"/>
+              <w:left w:type="dxa" w:w="100"/>
+              <w:bottom w:type="dxa" w:w="60"/>
+              <w:right w:type="dxa" w:w="100"/>
+            </w:tcMar>
+            <w:vAlign w:val="center"/>
+          </w:tcPr>
+          <w:p>
+            <w:pPr>
+              <w:jc w:val="center"/>
+            </w:pPr>
+            <w:r>
+              <w:rPr>
+                <w:rFonts w:ascii="Microsoft YaHei" w:cs="Microsoft YaHei" w:eastAsia="Microsoft YaHei" w:hAnsi="Microsoft YaHei"/>
+                <w:b/>
+                <w:bCs/>
+                <w:i w:val="false"/>
+                <w:iCs w:val="false"/>
+                <w:color w:val="FFFFFF"/>
+                <w:sz w:val="17"/>
+                <w:szCs w:val="17"/>
+              </w:rPr>
+              <w:t xml:space="preserve">BTTS</w:t>
+            </w:r>
+          </w:p>
+        </w:tc>
+        <w:tc>
+          <w:tcPr>
+            <w:tcW w:type="dxa" w:w="1300"/>
+            <w:tcBorders>
+              <w:top w:val="single" w:color="CCCCCC" w:sz="1"/>
+              <w:left w:val="single" w:color="CCCCCC" w:sz="1"/>
+              <w:bottom w:val="single" w:color="CCCCCC" w:sz="1"/>
+              <w:right w:val="single" w:color="CCCCCC" w:sz="1"/>
+            </w:tcBorders>
+            <w:shd w:fill="1A3A5C" w:val="clear"/>
+            <w:tcMar>
+              <w:top w:type="dxa" w:w="60"/>
+              <w:left w:type="dxa" w:w="100"/>
+              <w:bottom w:type="dxa" w:w="60"/>
+              <w:right w:type="dxa" w:w="100"/>
+            </w:tcMar>
+            <w:vAlign w:val="center"/>
+          </w:tcPr>
+          <w:p>
+            <w:pPr>
+              <w:jc w:val="center"/>
+            </w:pPr>
+            <w:r>
+              <w:rPr>
+                <w:rFonts w:ascii="Microsoft YaHei" w:cs="Microsoft YaHei" w:eastAsia="Microsoft YaHei" w:hAnsi="Microsoft YaHei"/>
+                <w:b/>
+                <w:bCs/>
+                <w:i w:val="false"/>
+                <w:iCs w:val="false"/>
+                <w:color w:val="FFFFFF"/>
+                <w:sz w:val="17"/>
+                <w:szCs w:val="17"/>
+              </w:rPr>
+              <w:t xml:space="preserve">英格兰胜</w:t>
+            </w:r>
+          </w:p>
+        </w:tc>
+        <w:tc>
+          <w:tcPr>
+            <w:tcW w:type="dxa" w:w="2800"/>
+            <w:tcBorders>
+              <w:top w:val="single" w:color="CCCCCC" w:sz="1"/>
+              <w:left w:val="single" w:color="CCCCCC" w:sz="1"/>
+              <w:bottom w:val="single" w:color="CCCCCC" w:sz="1"/>
+              <w:right w:val="single" w:color="CCCCCC" w:sz="1"/>
+            </w:tcBorders>
+            <w:shd w:fill="1A3A5C" w:val="clear"/>
+            <w:tcMar>
+              <w:top w:type="dxa" w:w="60"/>
+              <w:left w:type="dxa" w:w="100"/>
+              <w:bottom w:type="dxa" w:w="60"/>
+              <w:right w:type="dxa" w:w="100"/>
+            </w:tcMar>
+            <w:vAlign w:val="center"/>
+          </w:tcPr>
+          <w:p>
+            <w:pPr>
+              <w:jc w:val="center"/>
+            </w:pPr>
+            <w:r>
+              <w:rPr>
+                <w:rFonts w:ascii="Microsoft YaHei" w:cs="Microsoft YaHei" w:eastAsia="Microsoft YaHei" w:hAnsi="Microsoft YaHei"/>
+                <w:b/>
+                <w:bCs/>
+                <w:i w:val="false"/>
+                <w:iCs w:val="false"/>
+                <w:color w:val="FFFFFF"/>
+                <w:sz w:val="17"/>
+                <w:szCs w:val="17"/>
+              </w:rPr>
+              <w:t xml:space="preserve">首选比分</w:t>
+            </w:r>
+          </w:p>
+        </w:tc>
+      </w:tr>
+      <w:tr>
+        <w:tc>
+          <w:tcPr>
+            <w:tcW w:type="dxa" w:w="3200"/>
+            <w:tcBorders>
+              <w:top w:val="single" w:color="CCCCCC" w:sz="1"/>
+              <w:left w:val="single" w:color="CCCCCC" w:sz="1"/>
+              <w:bottom w:val="single" w:color="CCCCCC" w:sz="1"/>
+              <w:right w:val="single" w:color="CCCCCC" w:sz="1"/>
+            </w:tcBorders>
+            <w:shd w:fill="F2F2F2" w:val="clear"/>
+            <w:tcMar>
+              <w:top w:type="dxa" w:w="60"/>
+              <w:left w:type="dxa" w:w="100"/>
+              <w:bottom w:type="dxa" w:w="60"/>
+              <w:right w:type="dxa" w:w="100"/>
+            </w:tcMar>
+            <w:vAlign w:val="center"/>
+          </w:tcPr>
+          <w:p>
+            <w:pPr>
+              <w:jc w:val="left"/>
+            </w:pPr>
+            <w:r>
+              <w:rPr>
+                <w:rFonts w:ascii="Microsoft YaHei" w:cs="Microsoft YaHei" w:eastAsia="Microsoft YaHei" w:hAnsi="Microsoft YaHei"/>
+                <w:b w:val="false"/>
+                <w:bCs w:val="false"/>
+                <w:i w:val="false"/>
+                <w:iCs w:val="false"/>
+                <w:color w:val="333333"/>
+                <w:sz w:val="16"/>
+                <w:szCs w:val="16"/>
+              </w:rPr>
+              <w:t xml:space="preserve">分叉A: 双雄60'前上场 (~55%)</w:t>
+            </w:r>
+          </w:p>
+        </w:tc>
+        <w:tc>
+          <w:tcPr>
+            <w:tcW w:type="dxa" w:w="1800"/>
+            <w:tcBorders>
+              <w:top w:val="single" w:color="CCCCCC" w:sz="1"/>
+              <w:left w:val="single" w:color="CCCCCC" w:sz="1"/>
+              <w:bottom w:val="single" w:color="CCCCCC" w:sz="1"/>
+              <w:right w:val="single" w:color="CCCCCC" w:sz="1"/>
+            </w:tcBorders>
+            <w:shd w:fill="F2F2F2" w:val="clear"/>
+            <w:tcMar>
+              <w:top w:type="dxa" w:w="60"/>
+              <w:left w:type="dxa" w:w="100"/>
+              <w:bottom w:type="dxa" w:w="60"/>
+              <w:right w:type="dxa" w:w="100"/>
+            </w:tcMar>
+            <w:vAlign w:val="center"/>
+          </w:tcPr>
+          <w:p>
+            <w:pPr>
+              <w:jc w:val="left"/>
+            </w:pPr>
+            <w:r>
+              <w:rPr>
+                <w:rFonts w:ascii="Microsoft YaHei" w:cs="Microsoft YaHei" w:eastAsia="Microsoft YaHei" w:hAnsi="Microsoft YaHei"/>
+                <w:b w:val="false"/>
+                <w:bCs w:val="false"/>
+                <w:i w:val="false"/>
+                <w:iCs w:val="false"/>
+                <w:color w:val="333333"/>
+                <w:sz w:val="16"/>
+                <w:szCs w:val="16"/>
+              </w:rPr>
+              <w:t xml:space="preserve">~67%</w:t>
+            </w:r>
+          </w:p>
+        </w:tc>
+        <w:tc>
+          <w:tcPr>
+            <w:tcW w:type="dxa" w:w="1300"/>
+            <w:tcBorders>
+              <w:top w:val="single" w:color="CCCCCC" w:sz="1"/>
+              <w:left w:val="single" w:color="CCCCCC" w:sz="1"/>
+              <w:bottom w:val="single" w:color="CCCCCC" w:sz="1"/>
+              <w:right w:val="single" w:color="CCCCCC" w:sz="1"/>
+            </w:tcBorders>
+            <w:shd w:fill="F2F2F2" w:val="clear"/>
+            <w:tcMar>
+              <w:top w:type="dxa" w:w="60"/>
+              <w:left w:type="dxa" w:w="100"/>
+              <w:bottom w:type="dxa" w:w="60"/>
+              <w:right w:type="dxa" w:w="100"/>
+            </w:tcMar>
+            <w:vAlign w:val="center"/>
+          </w:tcPr>
+          <w:p>
+            <w:pPr>
+              <w:jc w:val="left"/>
+            </w:pPr>
+            <w:r>
+              <w:rPr>
+                <w:rFonts w:ascii="Microsoft YaHei" w:cs="Microsoft YaHei" w:eastAsia="Microsoft YaHei" w:hAnsi="Microsoft YaHei"/>
+                <w:b w:val="false"/>
+                <w:bCs w:val="false"/>
+                <w:i w:val="false"/>
+                <w:iCs w:val="false"/>
+                <w:color w:val="333333"/>
+                <w:sz w:val="16"/>
+                <w:szCs w:val="16"/>
+              </w:rPr>
+              <w:t xml:space="preserve">~18%</w:t>
+            </w:r>
+          </w:p>
+        </w:tc>
+        <w:tc>
+          <w:tcPr>
+            <w:tcW w:type="dxa" w:w="1300"/>
+            <w:tcBorders>
+              <w:top w:val="single" w:color="CCCCCC" w:sz="1"/>
+              <w:left w:val="single" w:color="CCCCCC" w:sz="1"/>
+              <w:bottom w:val="single" w:color="CCCCCC" w:sz="1"/>
+              <w:right w:val="single" w:color="CCCCCC" w:sz="1"/>
+            </w:tcBorders>
+            <w:shd w:fill="F2F2F2" w:val="clear"/>
+            <w:tcMar>
+              <w:top w:type="dxa" w:w="60"/>
+              <w:left w:type="dxa" w:w="100"/>
+              <w:bottom w:type="dxa" w:w="60"/>
+              <w:right w:type="dxa" w:w="100"/>
+            </w:tcMar>
+            <w:vAlign w:val="center"/>
+          </w:tcPr>
+          <w:p>
+            <w:pPr>
+              <w:jc w:val="left"/>
+            </w:pPr>
+            <w:r>
+              <w:rPr>
+                <w:rFonts w:ascii="Microsoft YaHei" w:cs="Microsoft YaHei" w:eastAsia="Microsoft YaHei" w:hAnsi="Microsoft YaHei"/>
+                <w:b w:val="false"/>
+                <w:bCs w:val="false"/>
+                <w:i w:val="false"/>
+                <w:iCs w:val="false"/>
+                <w:color w:val="333333"/>
+                <w:sz w:val="16"/>
+                <w:szCs w:val="16"/>
+              </w:rPr>
+              <w:t xml:space="preserve">~15%</w:t>
+            </w:r>
+          </w:p>
+        </w:tc>
+        <w:tc>
+          <w:tcPr>
+            <w:tcW w:type="dxa" w:w="1300"/>
+            <w:tcBorders>
+              <w:top w:val="single" w:color="CCCCCC" w:sz="1"/>
+              <w:left w:val="single" w:color="CCCCCC" w:sz="1"/>
+              <w:bottom w:val="single" w:color="CCCCCC" w:sz="1"/>
+              <w:right w:val="single" w:color="CCCCCC" w:sz="1"/>
+            </w:tcBorders>
+            <w:shd w:fill="F2F2F2" w:val="clear"/>
+            <w:tcMar>
+              <w:top w:type="dxa" w:w="60"/>
+              <w:left w:type="dxa" w:w="100"/>
+              <w:bottom w:type="dxa" w:w="60"/>
+              <w:right w:type="dxa" w:w="100"/>
+            </w:tcMar>
+            <w:vAlign w:val="center"/>
+          </w:tcPr>
+          <w:p>
+            <w:pPr>
+              <w:jc w:val="left"/>
+            </w:pPr>
+            <w:r>
+              <w:rPr>
+                <w:rFonts w:ascii="Microsoft YaHei" w:cs="Microsoft YaHei" w:eastAsia="Microsoft YaHei" w:hAnsi="Microsoft YaHei"/>
+                <w:b w:val="false"/>
+                <w:bCs w:val="false"/>
+                <w:i w:val="false"/>
+                <w:iCs w:val="false"/>
+                <w:color w:val="333333"/>
+                <w:sz w:val="16"/>
+                <w:szCs w:val="16"/>
+              </w:rPr>
+              <w:t xml:space="preserve">~65%</w:t>
+            </w:r>
+          </w:p>
+        </w:tc>
+        <w:tc>
+          <w:tcPr>
+            <w:tcW w:type="dxa" w:w="1300"/>
+            <w:tcBorders>
+              <w:top w:val="single" w:color="CCCCCC" w:sz="1"/>
+              <w:left w:val="single" w:color="CCCCCC" w:sz="1"/>
+              <w:bottom w:val="single" w:color="CCCCCC" w:sz="1"/>
+              <w:right w:val="single" w:color="CCCCCC" w:sz="1"/>
+            </w:tcBorders>
+            <w:shd w:fill="F2F2F2" w:val="clear"/>
+            <w:tcMar>
+              <w:top w:type="dxa" w:w="60"/>
+              <w:left w:type="dxa" w:w="100"/>
+              <w:bottom w:type="dxa" w:w="60"/>
+              <w:right w:type="dxa" w:w="100"/>
+            </w:tcMar>
+            <w:vAlign w:val="center"/>
+          </w:tcPr>
+          <w:p>
+            <w:pPr>
+              <w:jc w:val="left"/>
+            </w:pPr>
+            <w:r>
+              <w:rPr>
+                <w:rFonts w:ascii="Microsoft YaHei" w:cs="Microsoft YaHei" w:eastAsia="Microsoft YaHei" w:hAnsi="Microsoft YaHei"/>
+                <w:b w:val="false"/>
+                <w:bCs w:val="false"/>
+                <w:i w:val="false"/>
+                <w:iCs w:val="false"/>
+                <w:color w:val="333333"/>
+                <w:sz w:val="16"/>
+                <w:szCs w:val="16"/>
+              </w:rPr>
+              <w:t xml:space="preserve">~8%</w:t>
+            </w:r>
+          </w:p>
+        </w:tc>
+        <w:tc>
+          <w:tcPr>
+            <w:tcW w:type="dxa" w:w="2800"/>
+            <w:tcBorders>
+              <w:top w:val="single" w:color="CCCCCC" w:sz="1"/>
+              <w:left w:val="single" w:color="CCCCCC" w:sz="1"/>
+              <w:bottom w:val="single" w:color="CCCCCC" w:sz="1"/>
+              <w:right w:val="single" w:color="CCCCCC" w:sz="1"/>
+            </w:tcBorders>
+            <w:shd w:fill="F2F2F2" w:val="clear"/>
+            <w:tcMar>
+              <w:top w:type="dxa" w:w="60"/>
+              <w:left w:type="dxa" w:w="100"/>
+              <w:bottom w:type="dxa" w:w="60"/>
+              <w:right w:type="dxa" w:w="100"/>
+            </w:tcMar>
+            <w:vAlign w:val="center"/>
+          </w:tcPr>
+          <w:p>
+            <w:pPr>
+              <w:jc w:val="left"/>
+            </w:pPr>
+            <w:r>
+              <w:rPr>
+                <w:rFonts w:ascii="Microsoft YaHei" w:cs="Microsoft YaHei" w:eastAsia="Microsoft YaHei" w:hAnsi="Microsoft YaHei"/>
+                <w:b w:val="false"/>
+                <w:bCs w:val="false"/>
+                <w:i w:val="false"/>
+                <w:iCs w:val="false"/>
+                <w:color w:val="333333"/>
+                <w:sz w:val="16"/>
+                <w:szCs w:val="16"/>
+              </w:rPr>
+              <w:t xml:space="preserve">法国 2-1</w:t>
+            </w:r>
+          </w:p>
+        </w:tc>
+      </w:tr>
+      <w:tr>
+        <w:tc>
+          <w:tcPr>
+            <w:tcW w:type="dxa" w:w="3200"/>
+            <w:tcBorders>
+              <w:top w:val="single" w:color="CCCCCC" w:sz="1"/>
+              <w:left w:val="single" w:color="CCCCCC" w:sz="1"/>
+              <w:bottom w:val="single" w:color="CCCCCC" w:sz="1"/>
+              <w:right w:val="single" w:color="CCCCCC" w:sz="1"/>
+            </w:tcBorders>
+            <w:tcMar>
+              <w:top w:type="dxa" w:w="60"/>
+              <w:left w:type="dxa" w:w="100"/>
+              <w:bottom w:type="dxa" w:w="60"/>
+              <w:right w:type="dxa" w:w="100"/>
+            </w:tcMar>
+            <w:vAlign w:val="center"/>
+          </w:tcPr>
+          <w:p>
+            <w:pPr>
+              <w:jc w:val="left"/>
+            </w:pPr>
+            <w:r>
+              <w:rPr>
+                <w:rFonts w:ascii="Microsoft YaHei" w:cs="Microsoft YaHei" w:eastAsia="Microsoft YaHei" w:hAnsi="Microsoft YaHei"/>
+                <w:b w:val="false"/>
+                <w:bCs w:val="false"/>
+                <w:i w:val="false"/>
+                <w:iCs w:val="false"/>
+                <w:color w:val="333333"/>
+                <w:sz w:val="16"/>
+                <w:szCs w:val="16"/>
+              </w:rPr>
+              <w:t xml:space="preserve">🆕 分叉B: 双雄全场0分钟 (~45%)</w:t>
+            </w:r>
+          </w:p>
+        </w:tc>
+        <w:tc>
+          <w:tcPr>
+            <w:tcW w:type="dxa" w:w="1800"/>
+            <w:tcBorders>
+              <w:top w:val="single" w:color="CCCCCC" w:sz="1"/>
+              <w:left w:val="single" w:color="CCCCCC" w:sz="1"/>
+              <w:bottom w:val="single" w:color="CCCCCC" w:sz="1"/>
+              <w:right w:val="single" w:color="CCCCCC" w:sz="1"/>
+            </w:tcBorders>
+            <w:tcMar>
+              <w:top w:type="dxa" w:w="60"/>
+              <w:left w:type="dxa" w:w="100"/>
+              <w:bottom w:type="dxa" w:w="60"/>
+              <w:right w:type="dxa" w:w="100"/>
+            </w:tcMar>
+            <w:vAlign w:val="center"/>
+          </w:tcPr>
+          <w:p>
+            <w:pPr>
+              <w:jc w:val="left"/>
+            </w:pPr>
+            <w:r>
+              <w:rPr>
+                <w:rFonts w:ascii="Microsoft YaHei" w:cs="Microsoft YaHei" w:eastAsia="Microsoft YaHei" w:hAnsi="Microsoft YaHei"/>
+                <w:b w:val="false"/>
+                <w:bCs w:val="false"/>
+                <w:i w:val="false"/>
+                <w:iCs w:val="false"/>
+                <w:color w:val="333333"/>
+                <w:sz w:val="16"/>
+                <w:szCs w:val="16"/>
+              </w:rPr>
+              <w:t xml:space="preserve">~77% (+10%)</w:t>
+            </w:r>
+          </w:p>
+        </w:tc>
+        <w:tc>
+          <w:tcPr>
+            <w:tcW w:type="dxa" w:w="1300"/>
+            <w:tcBorders>
+              <w:top w:val="single" w:color="CCCCCC" w:sz="1"/>
+              <w:left w:val="single" w:color="CCCCCC" w:sz="1"/>
+              <w:bottom w:val="single" w:color="CCCCCC" w:sz="1"/>
+              <w:right w:val="single" w:color="CCCCCC" w:sz="1"/>
+            </w:tcBorders>
+            <w:tcMar>
+              <w:top w:type="dxa" w:w="60"/>
+              <w:left w:type="dxa" w:w="100"/>
+              <w:bottom w:type="dxa" w:w="60"/>
+              <w:right w:type="dxa" w:w="100"/>
+            </w:tcMar>
+            <w:vAlign w:val="center"/>
+          </w:tcPr>
+          <w:p>
+            <w:pPr>
+              <w:jc w:val="left"/>
+            </w:pPr>
+            <w:r>
+              <w:rPr>
+                <w:rFonts w:ascii="Microsoft YaHei" w:cs="Microsoft YaHei" w:eastAsia="Microsoft YaHei" w:hAnsi="Microsoft YaHei"/>
+                <w:b w:val="false"/>
+                <w:bCs w:val="false"/>
+                <w:i w:val="false"/>
+                <w:iCs w:val="false"/>
+                <w:color w:val="333333"/>
+                <w:sz w:val="16"/>
+                <w:szCs w:val="16"/>
+              </w:rPr>
+              <w:t xml:space="preserve">~12% (-6%)</w:t>
+            </w:r>
+          </w:p>
+        </w:tc>
+        <w:tc>
+          <w:tcPr>
+            <w:tcW w:type="dxa" w:w="1300"/>
+            <w:tcBorders>
+              <w:top w:val="single" w:color="CCCCCC" w:sz="1"/>
+              <w:left w:val="single" w:color="CCCCCC" w:sz="1"/>
+              <w:bottom w:val="single" w:color="CCCCCC" w:sz="1"/>
+              <w:right w:val="single" w:color="CCCCCC" w:sz="1"/>
+            </w:tcBorders>
+            <w:tcMar>
+              <w:top w:type="dxa" w:w="60"/>
+              <w:left w:type="dxa" w:w="100"/>
+              <w:bottom w:type="dxa" w:w="60"/>
+              <w:right w:type="dxa" w:w="100"/>
+            </w:tcMar>
+            <w:vAlign w:val="center"/>
+          </w:tcPr>
+          <w:p>
+            <w:pPr>
+              <w:jc w:val="left"/>
+            </w:pPr>
+            <w:r>
+              <w:rPr>
+                <w:rFonts w:ascii="Microsoft YaHei" w:cs="Microsoft YaHei" w:eastAsia="Microsoft YaHei" w:hAnsi="Microsoft YaHei"/>
+                <w:b w:val="false"/>
+                <w:bCs w:val="false"/>
+                <w:i w:val="false"/>
+                <w:iCs w:val="false"/>
+                <w:color w:val="333333"/>
+                <w:sz w:val="16"/>
+                <w:szCs w:val="16"/>
+              </w:rPr>
+              <w:t xml:space="preserve">~22% (+7%)</w:t>
+            </w:r>
+          </w:p>
+        </w:tc>
+        <w:tc>
+          <w:tcPr>
+            <w:tcW w:type="dxa" w:w="1300"/>
+            <w:tcBorders>
+              <w:top w:val="single" w:color="CCCCCC" w:sz="1"/>
+              <w:left w:val="single" w:color="CCCCCC" w:sz="1"/>
+              <w:bottom w:val="single" w:color="CCCCCC" w:sz="1"/>
+              <w:right w:val="single" w:color="CCCCCC" w:sz="1"/>
+            </w:tcBorders>
+            <w:tcMar>
+              <w:top w:type="dxa" w:w="60"/>
+              <w:left w:type="dxa" w:w="100"/>
+              <w:bottom w:type="dxa" w:w="60"/>
+              <w:right w:type="dxa" w:w="100"/>
+            </w:tcMar>
+            <w:vAlign w:val="center"/>
+          </w:tcPr>
+          <w:p>
+            <w:pPr>
+              <w:jc w:val="left"/>
+            </w:pPr>
+            <w:r>
+              <w:rPr>
+                <w:rFonts w:ascii="Microsoft YaHei" w:cs="Microsoft YaHei" w:eastAsia="Microsoft YaHei" w:hAnsi="Microsoft YaHei"/>
+                <w:b w:val="false"/>
+                <w:bCs w:val="false"/>
+                <w:i w:val="false"/>
+                <w:iCs w:val="false"/>
+                <w:color w:val="333333"/>
+                <w:sz w:val="16"/>
+                <w:szCs w:val="16"/>
+              </w:rPr>
+              <w:t xml:space="preserve">~40% (-25%)</w:t>
+            </w:r>
+          </w:p>
+        </w:tc>
+        <w:tc>
+          <w:tcPr>
+            <w:tcW w:type="dxa" w:w="1300"/>
+            <w:tcBorders>
+              <w:top w:val="single" w:color="CCCCCC" w:sz="1"/>
+              <w:left w:val="single" w:color="CCCCCC" w:sz="1"/>
+              <w:bottom w:val="single" w:color="CCCCCC" w:sz="1"/>
+              <w:right w:val="single" w:color="CCCCCC" w:sz="1"/>
+            </w:tcBorders>
+            <w:tcMar>
+              <w:top w:type="dxa" w:w="60"/>
+              <w:left w:type="dxa" w:w="100"/>
+              <w:bottom w:type="dxa" w:w="60"/>
+              <w:right w:type="dxa" w:w="100"/>
+            </w:tcMar>
+            <w:vAlign w:val="center"/>
+          </w:tcPr>
+          <w:p>
+            <w:pPr>
+              <w:jc w:val="left"/>
+            </w:pPr>
+            <w:r>
+              <w:rPr>
+                <w:rFonts w:ascii="Microsoft YaHei" w:cs="Microsoft YaHei" w:eastAsia="Microsoft YaHei" w:hAnsi="Microsoft YaHei"/>
+                <w:b w:val="false"/>
+                <w:bCs w:val="false"/>
+                <w:i w:val="false"/>
+                <w:iCs w:val="false"/>
+                <w:color w:val="333333"/>
+                <w:sz w:val="16"/>
+                <w:szCs w:val="16"/>
+              </w:rPr>
+              <w:t xml:space="preserve">~3% (-5%)</w:t>
+            </w:r>
+          </w:p>
+        </w:tc>
+        <w:tc>
+          <w:tcPr>
+            <w:tcW w:type="dxa" w:w="2800"/>
+            <w:tcBorders>
+              <w:top w:val="single" w:color="CCCCCC" w:sz="1"/>
+              <w:left w:val="single" w:color="CCCCCC" w:sz="1"/>
+              <w:bottom w:val="single" w:color="CCCCCC" w:sz="1"/>
+              <w:right w:val="single" w:color="CCCCCC" w:sz="1"/>
+            </w:tcBorders>
+            <w:tcMar>
+              <w:top w:type="dxa" w:w="60"/>
+              <w:left w:type="dxa" w:w="100"/>
+              <w:bottom w:type="dxa" w:w="60"/>
+              <w:right w:type="dxa" w:w="100"/>
+            </w:tcMar>
+            <w:vAlign w:val="center"/>
+          </w:tcPr>
+          <w:p>
+            <w:pPr>
+              <w:jc w:val="left"/>
+            </w:pPr>
+            <w:r>
+              <w:rPr>
+                <w:rFonts w:ascii="Microsoft YaHei" w:cs="Microsoft YaHei" w:eastAsia="Microsoft YaHei" w:hAnsi="Microsoft YaHei"/>
+                <w:b w:val="false"/>
+                <w:bCs w:val="false"/>
+                <w:i w:val="false"/>
+                <w:iCs w:val="false"/>
+                <w:color w:val="333333"/>
+                <w:sz w:val="16"/>
+                <w:szCs w:val="16"/>
+              </w:rPr>
+              <w:t xml:space="preserve">法国 2-0 或 1-0</w:t>
+            </w:r>
+          </w:p>
+        </w:tc>
+      </w:tr>
+    </w:tbl>
+    <w:p>
+      <w:pPr>
+        <w:spacing w:after="40"/>
+      </w:pPr>
+    </w:p>
+    <w:p>
+      <w:pPr>
+        <w:pStyle w:val="Heading1"/>
+        <w:spacing w:after="140" w:before="300"/>
+      </w:pPr>
+      <w:r>
+        <w:rPr>
+          <w:rFonts w:ascii="Microsoft YaHei" w:cs="Microsoft YaHei" w:eastAsia="Microsoft YaHei" w:hAnsi="Microsoft YaHei"/>
+          <w:b/>
+          <w:bCs/>
+          <w:i w:val="false"/>
+          <w:iCs w:val="false"/>
+          <w:color w:val="1A3A5C"/>
+          <w:sz w:val="30"/>
+          <w:szCs w:val="30"/>
+        </w:rPr>
+        <w:t xml:space="preserve">比分预测 — 法国 2-1 ~18% (分叉A) / 法国 2-0 ~22% (分叉B) [首发确认+核心分叉]</w:t>
       </w:r>
     </w:p>
     <w:p>
@@ -22058,7 +22899,7 @@
           <w:sz w:val="15"/>
           <w:szCs w:val="15"/>
         </w:rPr>
-        <w:t xml:space="preserve">生成时间: 2026/7/19 04:39:03 北京时间</w:t>
+        <w:t xml:space="preserve">生成时间: 2026/7/19 04:55:48 北京时间</w:t>
       </w:r>
     </w:p>
     <w:sectPr>
